--- a/mokun3/2fin/word/m3s2_afterread_test_exam.docx
+++ b/mokun3/2fin/word/m3s2_afterread_test_exam.docx
@@ -19,10 +19,10 @@
     </w:p>
     <w:p>
       <w:pPr>
-        <w:spacing w:before="0" w:after="60" w:line="259" w:lineRule="auto"/>
         <w:pBdr>
           <w:bottom w:val="single" w:sz="8" w:space="1" w:color="1F3864"/>
         </w:pBdr>
+        <w:spacing w:before="0" w:after="60" w:line="259" w:lineRule="auto"/>
       </w:pPr>
       <w:r>
         <w:rPr>
@@ -40,8 +40,8 @@
         <w:sectPr>
           <w:pgSz w:w="11906" w:h="16838"/>
           <w:pgMar w:top="680" w:right="794" w:bottom="624" w:left="794" w:header="720" w:footer="720" w:gutter="0"/>
+          <w:cols w:num="1" w:space="360"/>
           <w:docGrid w:linePitch="360"/>
-          <w:cols w:num="1" w:space="360"/>
         </w:sectPr>
       </w:pPr>
     </w:p>
@@ -3171,8 +3171,8 @@
           <w:type w:val="continuous"/>
           <w:pgSz w:w="11906" w:h="16838"/>
           <w:pgMar w:top="680" w:right="794" w:bottom="624" w:left="794" w:header="720" w:footer="720" w:gutter="0"/>
+          <w:cols w:num="2" w:space="360" w:sep="1"/>
           <w:docGrid w:linePitch="360"/>
-          <w:cols w:num="2" w:space="360" w:sep="1"/>
         </w:sectPr>
       </w:pPr>
     </w:p>
@@ -3599,8 +3599,8 @@
     <w:sectPr>
       <w:pgSz w:w="11906" w:h="16838"/>
       <w:pgMar w:top="680" w:right="794" w:bottom="624" w:left="794" w:header="720" w:footer="720" w:gutter="0"/>
+      <w:cols w:num="1" w:space="360"/>
       <w:docGrid w:linePitch="360"/>
-      <w:cols w:num="1" w:space="360"/>
     </w:sectPr>
   </w:body>
 </w:document>

--- a/mokun3/2fin/word/m3s2_afterread_test_exam.docx
+++ b/mokun3/2fin/word/m3s2_afterread_test_exam.docx
@@ -14,15 +14,15 @@
           <w:sz w:val="28"/>
           <w:u w:val="none"/>
         </w:rPr>
-        <w:t>학교프린트 그 외 전문문제 — L5 Before/After You Read · L7 After You Read</w:t>
+        <w:t>학교프린트 교과서 활동 전문문제 — L5 · L7 본문 + After You Read</w:t>
       </w:r>
     </w:p>
     <w:p>
       <w:pPr>
+        <w:spacing w:before="0" w:after="60" w:line="259" w:lineRule="auto"/>
         <w:pBdr>
           <w:bottom w:val="single" w:sz="8" w:space="1" w:color="1F3864"/>
         </w:pBdr>
-        <w:spacing w:before="0" w:after="60" w:line="259" w:lineRule="auto"/>
       </w:pPr>
       <w:r>
         <w:rPr>
@@ -40,8 +40,8 @@
         <w:sectPr>
           <w:pgSz w:w="11906" w:h="16838"/>
           <w:pgMar w:top="680" w:right="794" w:bottom="624" w:left="794" w:header="720" w:footer="720" w:gutter="0"/>
+          <w:docGrid w:linePitch="360"/>
           <w:cols w:num="1" w:space="360"/>
-          <w:docGrid w:linePitch="360"/>
         </w:sectPr>
       </w:pPr>
     </w:p>
@@ -59,7 +59,7 @@
           <w:sz w:val="20"/>
           <w:u w:val="none"/>
         </w:rPr>
-        <w:t>■ 학교프린트 그 외 전문문제 1~20</w:t>
+        <w:t>■ 학교프린트 교과서 활동 전문문제 1~20</w:t>
       </w:r>
     </w:p>
     <w:p>
@@ -75,8 +75,86 @@
           <w:sz w:val="18"/>
           <w:u w:val="none"/>
         </w:rPr>
-        <w:t>[1~12] L5 Environmental Innovations — Before You Read · After You Read</w:t>
+        <w:t>[1~12] Lesson 5 Environmental Innovations</w:t>
       </w:r>
+    </w:p>
+    <w:p>
+      <w:pPr>
+        <w:keepNext/>
+        <w:spacing w:before="0" w:after="20" w:line="259" w:lineRule="auto"/>
+        <w:ind w:left="0"/>
+      </w:pPr>
+      <w:r>
+        <w:rPr>
+          <w:rFonts w:ascii="맑은 고딕" w:hAnsi="맑은 고딕" w:eastAsia="맑은 고딕"/>
+          <w:b/>
+          <w:i w:val="0"/>
+          <w:sz w:val="18"/>
+          <w:u w:val="none"/>
+        </w:rPr>
+        <w:t>[1~5] 다음 글을 읽고 물음에 답하시오. (L5 본문)</w:t>
+      </w:r>
+    </w:p>
+    <w:p>
+      <w:pPr>
+        <w:spacing w:before="0" w:after="0" w:line="259" w:lineRule="auto"/>
+        <w:ind w:left="0"/>
+      </w:pPr>
+      <w:r>
+        <w:rPr>
+          <w:rFonts w:ascii="맑은 고딕" w:hAnsi="맑은 고딕" w:eastAsia="맑은 고딕"/>
+          <w:b w:val="0"/>
+          <w:i w:val="0"/>
+          <w:sz w:val="18"/>
+          <w:u w:val="none"/>
+        </w:rPr>
+        <w:t xml:space="preserve">Cancun is a city where 4.8 million tourists travel every year. One of the most popular activities to do there is looking at the area’s beautiful sea life underwater. However, tourist activities are seriously damaging parts of the sea near Cancun. </w:t>
+      </w:r>
+      <w:r>
+        <w:rPr>
+          <w:rFonts w:ascii="맑은 고딕" w:hAnsi="맑은 고딕" w:eastAsia="맑은 고딕"/>
+          <w:b w:val="0"/>
+          <w:i w:val="0"/>
+          <w:sz w:val="18"/>
+          <w:u w:val="single"/>
+        </w:rPr>
+        <w:t>To prevent this</w:t>
+      </w:r>
+      <w:r>
+        <w:rPr>
+          <w:rFonts w:ascii="맑은 고딕" w:hAnsi="맑은 고딕" w:eastAsia="맑은 고딕"/>
+          <w:b w:val="0"/>
+          <w:i w:val="0"/>
+          <w:sz w:val="18"/>
+          <w:u w:val="none"/>
+        </w:rPr>
+        <w:t xml:space="preserve">, artists did something interesting. They thought if they attracted tourists to a different part of the sea, the dying areas could have time to get better. They made an underwater museum ________ the places where sea life was dying. It’s about 14 meters below the surface and contains 500 statues. The statues are made from materials that support sea life. They provide additional places for plants and animals to live on. Over time, many types of sea life will grow on the statues, </w:t>
+      </w:r>
+      <w:r>
+        <w:rPr>
+          <w:rFonts w:ascii="맑은 고딕" w:hAnsi="맑은 고딕" w:eastAsia="맑은 고딕"/>
+          <w:b w:val="0"/>
+          <w:i w:val="0"/>
+          <w:sz w:val="18"/>
+          <w:u w:val="single"/>
+        </w:rPr>
+        <w:t>which</w:t>
+      </w:r>
+      <w:r>
+        <w:rPr>
+          <w:rFonts w:ascii="맑은 고딕" w:hAnsi="맑은 고딕" w:eastAsia="맑은 고딕"/>
+          <w:b w:val="0"/>
+          <w:i w:val="0"/>
+          <w:sz w:val="18"/>
+          <w:u w:val="none"/>
+        </w:rPr>
+        <w:t xml:space="preserve"> will make the artwork unique. The artists want people to see a variety of sea life on the statues. If people realize how rich sea life is, they will understand how important it is to save the sea.</w:t>
+      </w:r>
+    </w:p>
+    <w:p>
+      <w:pPr>
+        <w:spacing w:before="0" w:after="0" w:line="259" w:lineRule="auto"/>
+      </w:pPr>
     </w:p>
     <w:p>
       <w:pPr>
@@ -101,7 +179,7 @@
           <w:sz w:val="18"/>
           <w:u w:val="none"/>
         </w:rPr>
-        <w:t xml:space="preserve">프린트 A를 바탕으로 대상·목적·방법을 바르게 연결한 것은? </w:t>
+        <w:t xml:space="preserve">윗글의 내용과 일치하는 것은? </w:t>
       </w:r>
       <w:r>
         <w:rPr>
@@ -111,7 +189,7 @@
           <w:sz w:val="18"/>
           <w:u w:val="none"/>
         </w:rPr>
-        <w:t>(3점)</w:t>
+        <w:t>(4점)</w:t>
       </w:r>
     </w:p>
     <w:p>
@@ -127,7 +205,7 @@
           <w:sz w:val="18"/>
           <w:u w:val="none"/>
         </w:rPr>
-        <w:t>① Cancun museum — save energy — open structures</w:t>
+        <w:t>① Cancun is a city where 4.8 million tourists travel every year.</w:t>
       </w:r>
     </w:p>
     <w:p>
@@ -143,7 +221,7 @@
           <w:sz w:val="18"/>
           <w:u w:val="none"/>
         </w:rPr>
-        <w:t>② Singapore buildings — protect damaged areas — 500 statues</w:t>
+        <w:t>② The underwater museum is about 40 meters below the surface.</w:t>
       </w:r>
     </w:p>
     <w:p>
@@ -159,7 +237,7 @@
           <w:sz w:val="18"/>
           <w:u w:val="none"/>
         </w:rPr>
-        <w:t>③ Cancun museum — protect damaged areas — 500 statues to attract tourists</w:t>
+        <w:t>③ The underwater museum contains 5,000 statues.</w:t>
       </w:r>
     </w:p>
     <w:p>
@@ -175,7 +253,7 @@
           <w:sz w:val="18"/>
           <w:u w:val="none"/>
         </w:rPr>
-        <w:t>④ Singapore buildings — fight ground water pollution — large gardens</w:t>
+        <w:t>④ Artists built the underwater museum right in the middle of the areas where sea life was dying to solve the problem.</w:t>
       </w:r>
     </w:p>
     <w:p>
@@ -191,7 +269,7 @@
           <w:sz w:val="18"/>
           <w:u w:val="none"/>
         </w:rPr>
-        <w:t>⑤ Cancun museum — improve the quality of life — solar panels</w:t>
+        <w:t>⑤ Having picnics and building sandcastles at the beach are damaging the sea near Cancun.</w:t>
       </w:r>
     </w:p>
     <w:p>
@@ -227,7 +305,27 @@
           <w:sz w:val="18"/>
           <w:u w:val="none"/>
         </w:rPr>
-        <w:t xml:space="preserve">프린트 A에서 ‘본문에 없는 항목’으로 분류된 것은? </w:t>
+        <w:t xml:space="preserve">윗글의 밑줄 친 </w:t>
+      </w:r>
+      <w:r>
+        <w:rPr>
+          <w:rFonts w:ascii="맑은 고딕" w:hAnsi="맑은 고딕" w:eastAsia="맑은 고딕"/>
+          <w:b w:val="0"/>
+          <w:i w:val="0"/>
+          <w:sz w:val="18"/>
+          <w:u w:val="single"/>
+        </w:rPr>
+        <w:t>To prevent this</w:t>
+      </w:r>
+      <w:r>
+        <w:rPr>
+          <w:rFonts w:ascii="맑은 고딕" w:hAnsi="맑은 고딕" w:eastAsia="맑은 고딕"/>
+          <w:b w:val="0"/>
+          <w:i w:val="0"/>
+          <w:sz w:val="18"/>
+          <w:u w:val="none"/>
+        </w:rPr>
+        <w:t xml:space="preserve">에서 this가 가리키는 것으로 알맞은 것은? </w:t>
       </w:r>
       <w:r>
         <w:rPr>
@@ -253,7 +351,7 @@
           <w:sz w:val="18"/>
           <w:u w:val="none"/>
         </w:rPr>
-        <w:t>① protect damaged areas</w:t>
+        <w:t>① 칸쿤을 찾는 관광객 수가 줄어드는 것</w:t>
       </w:r>
     </w:p>
     <w:p>
@@ -269,7 +367,7 @@
           <w:sz w:val="18"/>
           <w:u w:val="none"/>
         </w:rPr>
-        <w:t>② fight ground water pollution</w:t>
+        <w:t>② 바닷속 해양 생물을 구경하는 활동이 인기 있는 것</w:t>
       </w:r>
     </w:p>
     <w:p>
@@ -285,7 +383,7 @@
           <w:sz w:val="18"/>
           <w:u w:val="none"/>
         </w:rPr>
-        <w:t>③ open structures and large gardens</w:t>
+        <w:t>③ 관광 활동이 칸쿤 근처 바다 일부를 심각하게 훼손하는 것</w:t>
       </w:r>
     </w:p>
     <w:p>
@@ -301,7 +399,7 @@
           <w:sz w:val="18"/>
           <w:u w:val="none"/>
         </w:rPr>
-        <w:t>④ save energy and improve the quality of life</w:t>
+        <w:t>④ 조각상 위에서 해양 생물이 자라는 것</w:t>
       </w:r>
     </w:p>
     <w:p>
@@ -317,7 +415,7 @@
           <w:sz w:val="18"/>
           <w:u w:val="none"/>
         </w:rPr>
-        <w:t>⑤ 500 statues to attract tourists</w:t>
+        <w:t>⑤ 예술가들이 수중 박물관을 짓는 것</w:t>
       </w:r>
     </w:p>
     <w:p>
@@ -353,7 +451,7 @@
           <w:sz w:val="18"/>
           <w:u w:val="none"/>
         </w:rPr>
-        <w:t xml:space="preserve">본문 내용과 일치하도록 밑줄 친 부분을 바르게 고친 것끼리 짝지은 것은? </w:t>
+        <w:t xml:space="preserve">윗글의 빈칸에 들어갈 말로 알맞은 것은? </w:t>
       </w:r>
       <w:r>
         <w:rPr>
@@ -363,13 +461,13 @@
           <w:sz w:val="18"/>
           <w:u w:val="none"/>
         </w:rPr>
-        <w:t>(4점)</w:t>
+        <w:t>(3점)</w:t>
       </w:r>
     </w:p>
     <w:p>
       <w:pPr>
-        <w:spacing w:before="0" w:after="20" w:line="259" w:lineRule="auto"/>
-        <w:ind w:left="57"/>
+        <w:spacing w:before="0" w:after="0" w:line="259" w:lineRule="auto"/>
+        <w:ind w:left="113"/>
       </w:pPr>
       <w:r>
         <w:rPr>
@@ -379,18 +477,14 @@
           <w:sz w:val="18"/>
           <w:u w:val="none"/>
         </w:rPr>
-        <w:t xml:space="preserve">(A) Artists built the museum to attract tourists </w:t>
+        <w:t>① right in the middle of</w:t>
       </w:r>
-      <w:r>
-        <w:rPr>
-          <w:rFonts w:ascii="맑은 고딕" w:hAnsi="맑은 고딕" w:eastAsia="맑은 고딕"/>
-          <w:b w:val="0"/>
-          <w:i w:val="0"/>
-          <w:sz w:val="18"/>
-          <w:u w:val="single"/>
-        </w:rPr>
-        <w:t>toward</w:t>
-      </w:r>
+    </w:p>
+    <w:p>
+      <w:pPr>
+        <w:spacing w:before="0" w:after="0" w:line="259" w:lineRule="auto"/>
+        <w:ind w:left="113"/>
+      </w:pPr>
       <w:r>
         <w:rPr>
           <w:rFonts w:ascii="맑은 고딕" w:hAnsi="맑은 고딕" w:eastAsia="맑은 고딕"/>
@@ -399,11 +493,14 @@
           <w:sz w:val="18"/>
           <w:u w:val="none"/>
         </w:rPr>
-        <w:t xml:space="preserve"> the dying areas.</w:t>
+        <w:t>② away from</w:t>
       </w:r>
-      <w:r>
-        <w:br/>
-      </w:r>
+    </w:p>
+    <w:p>
+      <w:pPr>
+        <w:spacing w:before="0" w:after="0" w:line="259" w:lineRule="auto"/>
+        <w:ind w:left="113"/>
+      </w:pPr>
       <w:r>
         <w:rPr>
           <w:rFonts w:ascii="맑은 고딕" w:hAnsi="맑은 고딕" w:eastAsia="맑은 고딕"/>
@@ -412,18 +509,14 @@
           <w:sz w:val="18"/>
           <w:u w:val="none"/>
         </w:rPr>
-        <w:t xml:space="preserve">(B) Over time, the statues will </w:t>
+        <w:t>③ near</w:t>
       </w:r>
-      <w:r>
-        <w:rPr>
-          <w:rFonts w:ascii="맑은 고딕" w:hAnsi="맑은 고딕" w:eastAsia="맑은 고딕"/>
-          <w:b w:val="0"/>
-          <w:i w:val="0"/>
-          <w:sz w:val="18"/>
-          <w:u w:val="single"/>
-        </w:rPr>
-        <w:t>look the same</w:t>
-      </w:r>
+    </w:p>
+    <w:p>
+      <w:pPr>
+        <w:spacing w:before="0" w:after="0" w:line="259" w:lineRule="auto"/>
+        <w:ind w:left="113"/>
+      </w:pPr>
       <w:r>
         <w:rPr>
           <w:rFonts w:ascii="맑은 고딕" w:hAnsi="맑은 고딕" w:eastAsia="맑은 고딕"/>
@@ -432,11 +525,14 @@
           <w:sz w:val="18"/>
           <w:u w:val="none"/>
         </w:rPr>
-        <w:t xml:space="preserve"> because nothing can grow on them.</w:t>
+        <w:t>④ into</w:t>
       </w:r>
-      <w:r>
-        <w:br/>
-      </w:r>
+    </w:p>
+    <w:p>
+      <w:pPr>
+        <w:spacing w:before="0" w:after="0" w:line="259" w:lineRule="auto"/>
+        <w:ind w:left="113"/>
+      </w:pPr>
       <w:r>
         <w:rPr>
           <w:rFonts w:ascii="맑은 고딕" w:hAnsi="맑은 고딕" w:eastAsia="맑은 고딕"/>
@@ -445,107 +541,7 @@
           <w:sz w:val="18"/>
           <w:u w:val="none"/>
         </w:rPr>
-        <w:t xml:space="preserve">(C) Singapore is </w:t>
-      </w:r>
-      <w:r>
-        <w:rPr>
-          <w:rFonts w:ascii="맑은 고딕" w:hAnsi="맑은 고딕" w:eastAsia="맑은 고딕"/>
-          <w:b w:val="0"/>
-          <w:i w:val="0"/>
-          <w:sz w:val="18"/>
-          <w:u w:val="single"/>
-        </w:rPr>
-        <w:t>cool</w:t>
-      </w:r>
-      <w:r>
-        <w:rPr>
-          <w:rFonts w:ascii="맑은 고딕" w:hAnsi="맑은 고딕" w:eastAsia="맑은 고딕"/>
-          <w:b w:val="0"/>
-          <w:i w:val="0"/>
-          <w:sz w:val="18"/>
-          <w:u w:val="none"/>
-        </w:rPr>
-        <w:t xml:space="preserve"> throughout the year.</w:t>
-      </w:r>
-    </w:p>
-    <w:p>
-      <w:pPr>
-        <w:spacing w:before="0" w:after="0" w:line="259" w:lineRule="auto"/>
-        <w:ind w:left="113"/>
-      </w:pPr>
-      <w:r>
-        <w:rPr>
-          <w:rFonts w:ascii="맑은 고딕" w:hAnsi="맑은 고딕" w:eastAsia="맑은 고딕"/>
-          <w:b w:val="0"/>
-          <w:i w:val="0"/>
-          <w:sz w:val="18"/>
-          <w:u w:val="none"/>
-        </w:rPr>
-        <w:t>① (A) away from — (B) become unique — (C) hot</w:t>
-      </w:r>
-    </w:p>
-    <w:p>
-      <w:pPr>
-        <w:spacing w:before="0" w:after="0" w:line="259" w:lineRule="auto"/>
-        <w:ind w:left="113"/>
-      </w:pPr>
-      <w:r>
-        <w:rPr>
-          <w:rFonts w:ascii="맑은 고딕" w:hAnsi="맑은 고딕" w:eastAsia="맑은 고딕"/>
-          <w:b w:val="0"/>
-          <w:i w:val="0"/>
-          <w:sz w:val="18"/>
-          <w:u w:val="none"/>
-        </w:rPr>
-        <w:t>② (A) into — (B) become unique — (C) hot</w:t>
-      </w:r>
-    </w:p>
-    <w:p>
-      <w:pPr>
-        <w:spacing w:before="0" w:after="0" w:line="259" w:lineRule="auto"/>
-        <w:ind w:left="113"/>
-      </w:pPr>
-      <w:r>
-        <w:rPr>
-          <w:rFonts w:ascii="맑은 고딕" w:hAnsi="맑은 고딕" w:eastAsia="맑은 고딕"/>
-          <w:b w:val="0"/>
-          <w:i w:val="0"/>
-          <w:sz w:val="18"/>
-          <w:u w:val="none"/>
-        </w:rPr>
-        <w:t>③ (A) away from — (B) disappear — (C) hot</w:t>
-      </w:r>
-    </w:p>
-    <w:p>
-      <w:pPr>
-        <w:spacing w:before="0" w:after="0" w:line="259" w:lineRule="auto"/>
-        <w:ind w:left="113"/>
-      </w:pPr>
-      <w:r>
-        <w:rPr>
-          <w:rFonts w:ascii="맑은 고딕" w:hAnsi="맑은 고딕" w:eastAsia="맑은 고딕"/>
-          <w:b w:val="0"/>
-          <w:i w:val="0"/>
-          <w:sz w:val="18"/>
-          <w:u w:val="none"/>
-        </w:rPr>
-        <w:t>④ (A) away from — (B) become unique — (C) rainy</w:t>
-      </w:r>
-    </w:p>
-    <w:p>
-      <w:pPr>
-        <w:spacing w:before="0" w:after="0" w:line="259" w:lineRule="auto"/>
-        <w:ind w:left="113"/>
-      </w:pPr>
-      <w:r>
-        <w:rPr>
-          <w:rFonts w:ascii="맑은 고딕" w:hAnsi="맑은 고딕" w:eastAsia="맑은 고딕"/>
-          <w:b w:val="0"/>
-          <w:i w:val="0"/>
-          <w:sz w:val="18"/>
-          <w:u w:val="none"/>
-        </w:rPr>
-        <w:t>⑤ (A) into — (B) disappear — (C) rainy</w:t>
+        <w:t>⑤ toward</w:t>
       </w:r>
     </w:p>
     <w:p>
@@ -581,7 +577,27 @@
           <w:sz w:val="18"/>
           <w:u w:val="none"/>
         </w:rPr>
-        <w:t xml:space="preserve">프린트 C-1 질문의 답으로 알맞은 것은? </w:t>
+        <w:t xml:space="preserve">윗글의 밑줄 친 </w:t>
+      </w:r>
+      <w:r>
+        <w:rPr>
+          <w:rFonts w:ascii="맑은 고딕" w:hAnsi="맑은 고딕" w:eastAsia="맑은 고딕"/>
+          <w:b w:val="0"/>
+          <w:i w:val="0"/>
+          <w:sz w:val="18"/>
+          <w:u w:val="single"/>
+        </w:rPr>
+        <w:t>which</w:t>
+      </w:r>
+      <w:r>
+        <w:rPr>
+          <w:rFonts w:ascii="맑은 고딕" w:hAnsi="맑은 고딕" w:eastAsia="맑은 고딕"/>
+          <w:b w:val="0"/>
+          <w:i w:val="0"/>
+          <w:sz w:val="18"/>
+          <w:u w:val="none"/>
+        </w:rPr>
+        <w:t xml:space="preserve">가 가리키는 것으로 알맞은 것은? </w:t>
       </w:r>
       <w:r>
         <w:rPr>
@@ -596,8 +612,8 @@
     </w:p>
     <w:p>
       <w:pPr>
-        <w:spacing w:before="0" w:after="20" w:line="259" w:lineRule="auto"/>
-        <w:ind w:left="57"/>
+        <w:spacing w:before="0" w:after="0" w:line="259" w:lineRule="auto"/>
+        <w:ind w:left="113"/>
       </w:pPr>
       <w:r>
         <w:rPr>
@@ -607,7 +623,7 @@
           <w:sz w:val="18"/>
           <w:u w:val="none"/>
         </w:rPr>
-        <w:t>C-1 What are the statues in the underwater museum in Cancun made from?</w:t>
+        <w:t>① 관광객을 바다의 다른 곳으로 끌어들이는 것</w:t>
       </w:r>
     </w:p>
     <w:p>
@@ -623,7 +639,7 @@
           <w:sz w:val="18"/>
           <w:u w:val="none"/>
         </w:rPr>
-        <w:t>① They are made from rocks found under the sea.</w:t>
+        <w:t>② 조각상이 해양 생물을 지탱하는 재료로 만들어진 것</w:t>
       </w:r>
     </w:p>
     <w:p>
@@ -639,7 +655,7 @@
           <w:sz w:val="18"/>
           <w:u w:val="none"/>
         </w:rPr>
-        <w:t>② They are made from metal that never rusts.</w:t>
+        <w:t>③ 박물관이 수면 아래 약 14미터에 있는 것</w:t>
       </w:r>
     </w:p>
     <w:p>
@@ -655,7 +671,7 @@
           <w:sz w:val="18"/>
           <w:u w:val="none"/>
         </w:rPr>
-        <w:t>③ They are made from recycled plastic bottles.</w:t>
+        <w:t>④ 시간이 지나며 많은 종류의 해양 생물이 조각상 위에서 자라는 것</w:t>
       </w:r>
     </w:p>
     <w:p>
@@ -671,23 +687,7 @@
           <w:sz w:val="18"/>
           <w:u w:val="none"/>
         </w:rPr>
-        <w:t>④ They are made from wood that floats on water.</w:t>
-      </w:r>
-    </w:p>
-    <w:p>
-      <w:pPr>
-        <w:spacing w:before="0" w:after="0" w:line="259" w:lineRule="auto"/>
-        <w:ind w:left="113"/>
-      </w:pPr>
-      <w:r>
-        <w:rPr>
-          <w:rFonts w:ascii="맑은 고딕" w:hAnsi="맑은 고딕" w:eastAsia="맑은 고딕"/>
-          <w:b w:val="0"/>
-          <w:i w:val="0"/>
-          <w:sz w:val="18"/>
-          <w:u w:val="none"/>
-        </w:rPr>
-        <w:t>⑤ They are made from materials that support sea life.</w:t>
+        <w:t>⑤ 사람들이 해양 생물의 풍부함을 깨닫는 것</w:t>
       </w:r>
     </w:p>
     <w:p>
@@ -723,7 +723,7 @@
           <w:sz w:val="18"/>
           <w:u w:val="none"/>
         </w:rPr>
-        <w:t xml:space="preserve">프린트 C-2 질문의 답으로 가장 알맞은 것은? </w:t>
+        <w:t xml:space="preserve">윗글에서 예술가들이 바라는 것으로 가장 알맞은 것은? </w:t>
       </w:r>
       <w:r>
         <w:rPr>
@@ -733,13 +733,13 @@
           <w:sz w:val="18"/>
           <w:u w:val="none"/>
         </w:rPr>
-        <w:t>(4점)</w:t>
+        <w:t>(3점)</w:t>
       </w:r>
     </w:p>
     <w:p>
       <w:pPr>
-        <w:spacing w:before="0" w:after="20" w:line="259" w:lineRule="auto"/>
-        <w:ind w:left="57"/>
+        <w:spacing w:before="0" w:after="0" w:line="259" w:lineRule="auto"/>
+        <w:ind w:left="113"/>
       </w:pPr>
       <w:r>
         <w:rPr>
@@ -749,7 +749,7 @@
           <w:sz w:val="18"/>
           <w:u w:val="none"/>
         </w:rPr>
-        <w:t>C-2 Why have architects in Singapore begun to design eco-friendly buildings?</w:t>
+        <w:t>① 관광객이 칸쿤에 오지 않는 것</w:t>
       </w:r>
     </w:p>
     <w:p>
@@ -765,7 +765,7 @@
           <w:sz w:val="18"/>
           <w:u w:val="none"/>
         </w:rPr>
-        <w:t>① Because tourists in Singapore wanted more gardens.</w:t>
+        <w:t>② 조각상을 더 많이 만드는 것</w:t>
       </w:r>
     </w:p>
     <w:p>
@@ -781,7 +781,7 @@
           <w:sz w:val="18"/>
           <w:u w:val="none"/>
         </w:rPr>
-        <w:t>② Because the government banned air conditioners.</w:t>
+        <w:t>③ 박물관 입장료로 바다를 보호하는 것</w:t>
       </w:r>
     </w:p>
     <w:p>
@@ -797,7 +797,7 @@
           <w:sz w:val="18"/>
           <w:u w:val="none"/>
         </w:rPr>
-        <w:t>③ Because buildings in Singapore were too old to use.</w:t>
+        <w:t>④ 사람들이 박물관 대신 해변에서 쉬는 것</w:t>
       </w:r>
     </w:p>
     <w:p>
@@ -813,13 +813,40 @@
           <w:sz w:val="18"/>
           <w:u w:val="none"/>
         </w:rPr>
-        <w:t>④ Because air conditioning uses a lot of energy and contributes to climate change.</w:t>
+        <w:t>⑤ 사람들이 조각상 위의 다양한 해양 생물을 보고 바다를 지키는 것이 얼마나 중요한지 깨닫는 것</w:t>
       </w:r>
     </w:p>
     <w:p>
       <w:pPr>
         <w:spacing w:before="0" w:after="0" w:line="259" w:lineRule="auto"/>
-        <w:ind w:left="113"/>
+      </w:pPr>
+    </w:p>
+    <w:p>
+      <w:pPr>
+        <w:spacing w:before="0" w:after="40" w:line="259" w:lineRule="auto"/>
+      </w:pPr>
+    </w:p>
+    <w:p>
+      <w:pPr>
+        <w:keepNext/>
+        <w:spacing w:before="0" w:after="20" w:line="259" w:lineRule="auto"/>
+        <w:ind w:left="0"/>
+      </w:pPr>
+      <w:r>
+        <w:rPr>
+          <w:rFonts w:ascii="맑은 고딕" w:hAnsi="맑은 고딕" w:eastAsia="맑은 고딕"/>
+          <w:b/>
+          <w:i w:val="0"/>
+          <w:sz w:val="18"/>
+          <w:u w:val="none"/>
+        </w:rPr>
+        <w:t>[6~9] 다음 글을 읽고 물음에 답하시오. (L5 본문)</w:t>
+      </w:r>
+    </w:p>
+    <w:p>
+      <w:pPr>
+        <w:spacing w:before="0" w:after="0" w:line="259" w:lineRule="auto"/>
+        <w:ind w:left="0"/>
       </w:pPr>
       <w:r>
         <w:rPr>
@@ -829,17 +856,32 @@
           <w:sz w:val="18"/>
           <w:u w:val="none"/>
         </w:rPr>
-        <w:t>⑤ Because eco-friendly buildings are cheaper to build.</w:t>
+        <w:t xml:space="preserve">Singapore is hot throughout the year. ( ① ) Most buildings need air conditioning, which uses a lot of energy and contributes to climate change. ( ② ) That’s why architects in Singapore have begun to design eco-friendly buildings that use less air conditioning but are still cool inside. ( ③ ) For example, many buildings in Singapore are designed to have an open structure. This structure makes it possible for outside air to move throughout a building. ( ④ ) In addition to making open structures, architects add large gardens. ( ⑤ ) This greenery provides shade and protects parts of the building from direct sunlight, which keeps the building cooler. Eco-friendly buildings like these not only help protect the environment, but also provide people with a good quality of life. </w:t>
+      </w:r>
+      <w:r>
+        <w:rPr>
+          <w:rFonts w:ascii="맑은 고딕" w:hAnsi="맑은 고딕" w:eastAsia="맑은 고딕"/>
+          <w:b w:val="0"/>
+          <w:i w:val="0"/>
+          <w:sz w:val="18"/>
+          <w:u w:val="single"/>
+        </w:rPr>
+        <w:t>Those</w:t>
+      </w:r>
+      <w:r>
+        <w:rPr>
+          <w:rFonts w:ascii="맑은 고딕" w:hAnsi="맑은 고딕" w:eastAsia="맑은 고딕"/>
+          <w:b w:val="0"/>
+          <w:i w:val="0"/>
+          <w:sz w:val="18"/>
+          <w:u w:val="none"/>
+        </w:rPr>
+        <w:t xml:space="preserve"> are the goals of this new style of architecture.</w:t>
       </w:r>
     </w:p>
     <w:p>
       <w:pPr>
         <w:spacing w:before="0" w:after="0" w:line="259" w:lineRule="auto"/>
-      </w:pPr>
-    </w:p>
-    <w:p>
-      <w:pPr>
-        <w:spacing w:before="0" w:after="40" w:line="259" w:lineRule="auto"/>
       </w:pPr>
     </w:p>
     <w:p>
@@ -865,7 +907,17 @@
           <w:sz w:val="18"/>
           <w:u w:val="none"/>
         </w:rPr>
-        <w:t xml:space="preserve">프린트 C-3 질문의 답으로 가장 알맞은 것은? </w:t>
+        <w:t xml:space="preserve">윗글의 내용과 일치하지 </w:t>
+      </w:r>
+      <w:r>
+        <w:rPr>
+          <w:rFonts w:ascii="맑은 고딕" w:hAnsi="맑은 고딕" w:eastAsia="맑은 고딕"/>
+          <w:b w:val="0"/>
+          <w:i w:val="0"/>
+          <w:sz w:val="18"/>
+          <w:u w:val="single"/>
+        </w:rPr>
+        <w:t>않는</w:t>
       </w:r>
       <w:r>
         <w:rPr>
@@ -875,139 +927,7 @@
           <w:sz w:val="18"/>
           <w:u w:val="none"/>
         </w:rPr>
-        <w:t>(3점)</w:t>
-      </w:r>
-    </w:p>
-    <w:p>
-      <w:pPr>
-        <w:spacing w:before="0" w:after="20" w:line="259" w:lineRule="auto"/>
-        <w:ind w:left="57"/>
-      </w:pPr>
-      <w:r>
-        <w:rPr>
-          <w:rFonts w:ascii="맑은 고딕" w:hAnsi="맑은 고딕" w:eastAsia="맑은 고딕"/>
-          <w:b w:val="0"/>
-          <w:i w:val="0"/>
-          <w:sz w:val="18"/>
-          <w:u w:val="none"/>
-        </w:rPr>
-        <w:t>C-3 How does an open structure allow a building to stay cool?</w:t>
-      </w:r>
-    </w:p>
-    <w:p>
-      <w:pPr>
-        <w:spacing w:before="0" w:after="0" w:line="259" w:lineRule="auto"/>
-        <w:ind w:left="113"/>
-      </w:pPr>
-      <w:r>
-        <w:rPr>
-          <w:rFonts w:ascii="맑은 고딕" w:hAnsi="맑은 고딕" w:eastAsia="맑은 고딕"/>
-          <w:b w:val="0"/>
-          <w:i w:val="0"/>
-          <w:sz w:val="18"/>
-          <w:u w:val="none"/>
-        </w:rPr>
-        <w:t>① It makes outside air move throughout the building.</w:t>
-      </w:r>
-    </w:p>
-    <w:p>
-      <w:pPr>
-        <w:spacing w:before="0" w:after="0" w:line="259" w:lineRule="auto"/>
-        <w:ind w:left="113"/>
-      </w:pPr>
-      <w:r>
-        <w:rPr>
-          <w:rFonts w:ascii="맑은 고딕" w:hAnsi="맑은 고딕" w:eastAsia="맑은 고딕"/>
-          <w:b w:val="0"/>
-          <w:i w:val="0"/>
-          <w:sz w:val="18"/>
-          <w:u w:val="none"/>
-        </w:rPr>
-        <w:t>② It blocks outside air from coming in.</w:t>
-      </w:r>
-    </w:p>
-    <w:p>
-      <w:pPr>
-        <w:spacing w:before="0" w:after="0" w:line="259" w:lineRule="auto"/>
-        <w:ind w:left="113"/>
-      </w:pPr>
-      <w:r>
-        <w:rPr>
-          <w:rFonts w:ascii="맑은 고딕" w:hAnsi="맑은 고딕" w:eastAsia="맑은 고딕"/>
-          <w:b w:val="0"/>
-          <w:i w:val="0"/>
-          <w:sz w:val="18"/>
-          <w:u w:val="none"/>
-        </w:rPr>
-        <w:t>③ It stores cold water under the building.</w:t>
-      </w:r>
-    </w:p>
-    <w:p>
-      <w:pPr>
-        <w:spacing w:before="0" w:after="0" w:line="259" w:lineRule="auto"/>
-        <w:ind w:left="113"/>
-      </w:pPr>
-      <w:r>
-        <w:rPr>
-          <w:rFonts w:ascii="맑은 고딕" w:hAnsi="맑은 고딕" w:eastAsia="맑은 고딕"/>
-          <w:b w:val="0"/>
-          <w:i w:val="0"/>
-          <w:sz w:val="18"/>
-          <w:u w:val="none"/>
-        </w:rPr>
-        <w:t>④ It makes the building taller than others.</w:t>
-      </w:r>
-    </w:p>
-    <w:p>
-      <w:pPr>
-        <w:spacing w:before="0" w:after="0" w:line="259" w:lineRule="auto"/>
-        <w:ind w:left="113"/>
-      </w:pPr>
-      <w:r>
-        <w:rPr>
-          <w:rFonts w:ascii="맑은 고딕" w:hAnsi="맑은 고딕" w:eastAsia="맑은 고딕"/>
-          <w:b w:val="0"/>
-          <w:i w:val="0"/>
-          <w:sz w:val="18"/>
-          <w:u w:val="none"/>
-        </w:rPr>
-        <w:t>⑤ It uses solar panels on the roof.</w:t>
-      </w:r>
-    </w:p>
-    <w:p>
-      <w:pPr>
-        <w:spacing w:before="0" w:after="0" w:line="259" w:lineRule="auto"/>
-      </w:pPr>
-    </w:p>
-    <w:p>
-      <w:pPr>
-        <w:spacing w:before="0" w:after="40" w:line="259" w:lineRule="auto"/>
-      </w:pPr>
-    </w:p>
-    <w:p>
-      <w:pPr>
-        <w:keepNext/>
-        <w:spacing w:before="0" w:after="20" w:line="259" w:lineRule="auto"/>
-      </w:pPr>
-      <w:r>
-        <w:rPr>
-          <w:rFonts w:ascii="맑은 고딕" w:hAnsi="맑은 고딕" w:eastAsia="맑은 고딕"/>
-          <w:b/>
-          <w:i w:val="0"/>
-          <w:sz w:val="18"/>
-          <w:u w:val="none"/>
-        </w:rPr>
-        <w:t xml:space="preserve">7. </w:t>
-      </w:r>
-      <w:r>
-        <w:rPr>
-          <w:rFonts w:ascii="맑은 고딕" w:hAnsi="맑은 고딕" w:eastAsia="맑은 고딕"/>
-          <w:b w:val="0"/>
-          <w:i w:val="0"/>
-          <w:sz w:val="18"/>
-          <w:u w:val="none"/>
-        </w:rPr>
-        <w:t xml:space="preserve">프린트 C-4 “What are the goals of this new style of architecture?”의 답으로 알맞은 것을 </w:t>
+        <w:t xml:space="preserve"> 것을 </w:t>
       </w:r>
       <w:r>
         <w:rPr>
@@ -1037,7 +957,7 @@
           <w:sz w:val="18"/>
           <w:u w:val="none"/>
         </w:rPr>
-        <w:t>(3점)</w:t>
+        <w:t>(4점)</w:t>
       </w:r>
     </w:p>
     <w:p>
@@ -1053,7 +973,7 @@
           <w:sz w:val="18"/>
           <w:u w:val="none"/>
         </w:rPr>
-        <w:t>① to help protect the environment</w:t>
+        <w:t>① Singapore is hot throughout the year.</w:t>
       </w:r>
     </w:p>
     <w:p>
@@ -1069,7 +989,7 @@
           <w:sz w:val="18"/>
           <w:u w:val="none"/>
         </w:rPr>
-        <w:t>② to attract more tourists to Singapore</w:t>
+        <w:t>② Most buildings need air conditioning, which uses a lot of energy.</w:t>
       </w:r>
     </w:p>
     <w:p>
@@ -1085,7 +1005,7 @@
           <w:sz w:val="18"/>
           <w:u w:val="none"/>
         </w:rPr>
-        <w:t>③ to provide people with a good quality of life</w:t>
+        <w:t>③ The gardens make the air flow easy.</w:t>
       </w:r>
     </w:p>
     <w:p>
@@ -1101,7 +1021,7 @@
           <w:sz w:val="18"/>
           <w:u w:val="none"/>
         </w:rPr>
-        <w:t>④ to build the tallest buildings in the world</w:t>
+        <w:t>④ This greenery provides shade.</w:t>
       </w:r>
     </w:p>
     <w:p>
@@ -1117,7 +1037,133 @@
           <w:sz w:val="18"/>
           <w:u w:val="none"/>
         </w:rPr>
-        <w:t>⑤ to make air conditioners stronger</w:t>
+        <w:t>⑤ Architects design eco-friendly buildings that use more air conditioning.</w:t>
+      </w:r>
+    </w:p>
+    <w:p>
+      <w:pPr>
+        <w:spacing w:before="0" w:after="0" w:line="259" w:lineRule="auto"/>
+      </w:pPr>
+    </w:p>
+    <w:p>
+      <w:pPr>
+        <w:spacing w:before="0" w:after="40" w:line="259" w:lineRule="auto"/>
+      </w:pPr>
+    </w:p>
+    <w:p>
+      <w:pPr>
+        <w:keepNext/>
+        <w:spacing w:before="0" w:after="20" w:line="259" w:lineRule="auto"/>
+      </w:pPr>
+      <w:r>
+        <w:rPr>
+          <w:rFonts w:ascii="맑은 고딕" w:hAnsi="맑은 고딕" w:eastAsia="맑은 고딕"/>
+          <w:b/>
+          <w:i w:val="0"/>
+          <w:sz w:val="18"/>
+          <w:u w:val="none"/>
+        </w:rPr>
+        <w:t xml:space="preserve">7. </w:t>
+      </w:r>
+      <w:r>
+        <w:rPr>
+          <w:rFonts w:ascii="맑은 고딕" w:hAnsi="맑은 고딕" w:eastAsia="맑은 고딕"/>
+          <w:b w:val="0"/>
+          <w:i w:val="0"/>
+          <w:sz w:val="18"/>
+          <w:u w:val="none"/>
+        </w:rPr>
+        <w:t xml:space="preserve">윗글에서 싱가포르의 건축가들이 친환경 건물을 설계하기 시작한 이유로 알맞은 것은? </w:t>
+      </w:r>
+      <w:r>
+        <w:rPr>
+          <w:rFonts w:ascii="맑은 고딕" w:hAnsi="맑은 고딕" w:eastAsia="맑은 고딕"/>
+          <w:b w:val="0"/>
+          <w:i w:val="0"/>
+          <w:sz w:val="18"/>
+          <w:u w:val="none"/>
+        </w:rPr>
+        <w:t>(3점)</w:t>
+      </w:r>
+    </w:p>
+    <w:p>
+      <w:pPr>
+        <w:spacing w:before="0" w:after="0" w:line="259" w:lineRule="auto"/>
+        <w:ind w:left="113"/>
+      </w:pPr>
+      <w:r>
+        <w:rPr>
+          <w:rFonts w:ascii="맑은 고딕" w:hAnsi="맑은 고딕" w:eastAsia="맑은 고딕"/>
+          <w:b w:val="0"/>
+          <w:i w:val="0"/>
+          <w:sz w:val="18"/>
+          <w:u w:val="none"/>
+        </w:rPr>
+        <w:t>① Because most buildings in Singapore need air conditioning, which uses a lot of energy and contributes to climate change.</w:t>
+      </w:r>
+    </w:p>
+    <w:p>
+      <w:pPr>
+        <w:spacing w:before="0" w:after="0" w:line="259" w:lineRule="auto"/>
+        <w:ind w:left="113"/>
+      </w:pPr>
+      <w:r>
+        <w:rPr>
+          <w:rFonts w:ascii="맑은 고딕" w:hAnsi="맑은 고딕" w:eastAsia="맑은 고딕"/>
+          <w:b w:val="0"/>
+          <w:i w:val="0"/>
+          <w:sz w:val="18"/>
+          <w:u w:val="none"/>
+        </w:rPr>
+        <w:t>② Because the greenery of the large gardens protects the building from direct sunlight.</w:t>
+      </w:r>
+    </w:p>
+    <w:p>
+      <w:pPr>
+        <w:spacing w:before="0" w:after="0" w:line="259" w:lineRule="auto"/>
+        <w:ind w:left="113"/>
+      </w:pPr>
+      <w:r>
+        <w:rPr>
+          <w:rFonts w:ascii="맑은 고딕" w:hAnsi="맑은 고딕" w:eastAsia="맑은 고딕"/>
+          <w:b w:val="0"/>
+          <w:i w:val="0"/>
+          <w:sz w:val="18"/>
+          <w:u w:val="none"/>
+        </w:rPr>
+        <w:t>③ Because tourist activities are seriously damaging parts of the sea near Cancun.</w:t>
+      </w:r>
+    </w:p>
+    <w:p>
+      <w:pPr>
+        <w:spacing w:before="0" w:after="0" w:line="259" w:lineRule="auto"/>
+        <w:ind w:left="113"/>
+      </w:pPr>
+      <w:r>
+        <w:rPr>
+          <w:rFonts w:ascii="맑은 고딕" w:hAnsi="맑은 고딕" w:eastAsia="맑은 고딕"/>
+          <w:b w:val="0"/>
+          <w:i w:val="0"/>
+          <w:sz w:val="18"/>
+          <w:u w:val="none"/>
+        </w:rPr>
+        <w:t>④ Because they wanted to fight ground water pollution.</w:t>
+      </w:r>
+    </w:p>
+    <w:p>
+      <w:pPr>
+        <w:spacing w:before="0" w:after="0" w:line="259" w:lineRule="auto"/>
+        <w:ind w:left="113"/>
+      </w:pPr>
+      <w:r>
+        <w:rPr>
+          <w:rFonts w:ascii="맑은 고딕" w:hAnsi="맑은 고딕" w:eastAsia="맑은 고딕"/>
+          <w:b w:val="0"/>
+          <w:i w:val="0"/>
+          <w:sz w:val="18"/>
+          <w:u w:val="none"/>
+        </w:rPr>
+        <w:t>⑤ Because they wanted to use efficient lighting systems and solar panels.</w:t>
       </w:r>
     </w:p>
     <w:p>
@@ -1153,7 +1199,7 @@
           <w:sz w:val="18"/>
           <w:u w:val="none"/>
         </w:rPr>
-        <w:t xml:space="preserve">프린트 D의 문장을 T/F로 판단할 때, 순서대로 바르게 나열한 것은? </w:t>
+        <w:t xml:space="preserve">윗글의 흐름으로 보아, 다음 문장이 들어가기에 가장 알맞은 곳은? </w:t>
       </w:r>
       <w:r>
         <w:rPr>
@@ -1179,11 +1225,14 @@
           <w:sz w:val="18"/>
           <w:u w:val="none"/>
         </w:rPr>
-        <w:t>(a) Only the big companies and government should find ways to protect the environment.</w:t>
+        <w:t>This natural air flow is how these buildings stay cool.</w:t>
       </w:r>
-      <w:r>
-        <w:br/>
-      </w:r>
+    </w:p>
+    <w:p>
+      <w:pPr>
+        <w:spacing w:before="0" w:after="20" w:line="259" w:lineRule="auto"/>
+        <w:ind w:left="113"/>
+      </w:pPr>
       <w:r>
         <w:rPr>
           <w:rFonts w:ascii="맑은 고딕" w:hAnsi="맑은 고딕" w:eastAsia="맑은 고딕"/>
@@ -1192,369 +1241,7 @@
           <w:sz w:val="18"/>
           <w:u w:val="none"/>
         </w:rPr>
-        <w:t>(b) To recover the damaged part, artists made the tourists stay away from it.</w:t>
-      </w:r>
-      <w:r>
-        <w:br/>
-      </w:r>
-      <w:r>
-        <w:rPr>
-          <w:rFonts w:ascii="맑은 고딕" w:hAnsi="맑은 고딕" w:eastAsia="맑은 고딕"/>
-          <w:b w:val="0"/>
-          <w:i w:val="0"/>
-          <w:sz w:val="18"/>
-          <w:u w:val="none"/>
-        </w:rPr>
-        <w:t>(c) Too much air conditioning causes climate change.</w:t>
-      </w:r>
-      <w:r>
-        <w:br/>
-      </w:r>
-      <w:r>
-        <w:rPr>
-          <w:rFonts w:ascii="맑은 고딕" w:hAnsi="맑은 고딕" w:eastAsia="맑은 고딕"/>
-          <w:b w:val="0"/>
-          <w:i w:val="0"/>
-          <w:sz w:val="18"/>
-          <w:u w:val="none"/>
-        </w:rPr>
-        <w:t>(d) The gardens make the air flow easy.</w:t>
-      </w:r>
-    </w:p>
-    <w:p>
-      <w:pPr>
-        <w:spacing w:before="0" w:after="0" w:line="259" w:lineRule="auto"/>
-        <w:ind w:left="113"/>
-      </w:pPr>
-      <w:r>
-        <w:rPr>
-          <w:rFonts w:ascii="맑은 고딕" w:hAnsi="맑은 고딕" w:eastAsia="맑은 고딕"/>
-          <w:b w:val="0"/>
-          <w:i w:val="0"/>
-          <w:sz w:val="18"/>
-          <w:u w:val="none"/>
-        </w:rPr>
-        <w:t>① T — T — T — F</w:t>
-      </w:r>
-    </w:p>
-    <w:p>
-      <w:pPr>
-        <w:spacing w:before="0" w:after="0" w:line="259" w:lineRule="auto"/>
-        <w:ind w:left="113"/>
-      </w:pPr>
-      <w:r>
-        <w:rPr>
-          <w:rFonts w:ascii="맑은 고딕" w:hAnsi="맑은 고딕" w:eastAsia="맑은 고딕"/>
-          <w:b w:val="0"/>
-          <w:i w:val="0"/>
-          <w:sz w:val="18"/>
-          <w:u w:val="none"/>
-        </w:rPr>
-        <w:t>② F — T — T — F</w:t>
-      </w:r>
-    </w:p>
-    <w:p>
-      <w:pPr>
-        <w:spacing w:before="0" w:after="0" w:line="259" w:lineRule="auto"/>
-        <w:ind w:left="113"/>
-      </w:pPr>
-      <w:r>
-        <w:rPr>
-          <w:rFonts w:ascii="맑은 고딕" w:hAnsi="맑은 고딕" w:eastAsia="맑은 고딕"/>
-          <w:b w:val="0"/>
-          <w:i w:val="0"/>
-          <w:sz w:val="18"/>
-          <w:u w:val="none"/>
-        </w:rPr>
-        <w:t>③ F — F — T — T</w:t>
-      </w:r>
-    </w:p>
-    <w:p>
-      <w:pPr>
-        <w:spacing w:before="0" w:after="0" w:line="259" w:lineRule="auto"/>
-        <w:ind w:left="113"/>
-      </w:pPr>
-      <w:r>
-        <w:rPr>
-          <w:rFonts w:ascii="맑은 고딕" w:hAnsi="맑은 고딕" w:eastAsia="맑은 고딕"/>
-          <w:b w:val="0"/>
-          <w:i w:val="0"/>
-          <w:sz w:val="18"/>
-          <w:u w:val="none"/>
-        </w:rPr>
-        <w:t>④ F — T — F — F</w:t>
-      </w:r>
-    </w:p>
-    <w:p>
-      <w:pPr>
-        <w:spacing w:before="0" w:after="0" w:line="259" w:lineRule="auto"/>
-        <w:ind w:left="113"/>
-      </w:pPr>
-      <w:r>
-        <w:rPr>
-          <w:rFonts w:ascii="맑은 고딕" w:hAnsi="맑은 고딕" w:eastAsia="맑은 고딕"/>
-          <w:b w:val="0"/>
-          <w:i w:val="0"/>
-          <w:sz w:val="18"/>
-          <w:u w:val="none"/>
-        </w:rPr>
-        <w:t>⑤ T — F — T — T</w:t>
-      </w:r>
-    </w:p>
-    <w:p>
-      <w:pPr>
-        <w:spacing w:before="0" w:after="0" w:line="259" w:lineRule="auto"/>
-      </w:pPr>
-    </w:p>
-    <w:p>
-      <w:pPr>
-        <w:spacing w:before="0" w:after="40" w:line="259" w:lineRule="auto"/>
-      </w:pPr>
-    </w:p>
-    <w:p>
-      <w:pPr>
-        <w:keepNext/>
-        <w:spacing w:before="0" w:after="20" w:line="259" w:lineRule="auto"/>
-      </w:pPr>
-      <w:r>
-        <w:rPr>
-          <w:rFonts w:ascii="맑은 고딕" w:hAnsi="맑은 고딕" w:eastAsia="맑은 고딕"/>
-          <w:b/>
-          <w:i w:val="0"/>
-          <w:sz w:val="18"/>
-          <w:u w:val="none"/>
-        </w:rPr>
-        <w:t xml:space="preserve">9. </w:t>
-      </w:r>
-      <w:r>
-        <w:rPr>
-          <w:rFonts w:ascii="맑은 고딕" w:hAnsi="맑은 고딕" w:eastAsia="맑은 고딕"/>
-          <w:b w:val="0"/>
-          <w:i w:val="0"/>
-          <w:sz w:val="18"/>
-          <w:u w:val="none"/>
-        </w:rPr>
-        <w:t xml:space="preserve">칸쿤 근처 바다가 훼손되고 있는 원인으로 본문에 제시된 것은? </w:t>
-      </w:r>
-      <w:r>
-        <w:rPr>
-          <w:rFonts w:ascii="맑은 고딕" w:hAnsi="맑은 고딕" w:eastAsia="맑은 고딕"/>
-          <w:b w:val="0"/>
-          <w:i w:val="0"/>
-          <w:sz w:val="18"/>
-          <w:u w:val="none"/>
-        </w:rPr>
-        <w:t>(3점)</w:t>
-      </w:r>
-    </w:p>
-    <w:p>
-      <w:pPr>
-        <w:spacing w:before="0" w:after="0" w:line="259" w:lineRule="auto"/>
-        <w:ind w:left="113"/>
-      </w:pPr>
-      <w:r>
-        <w:rPr>
-          <w:rFonts w:ascii="맑은 고딕" w:hAnsi="맑은 고딕" w:eastAsia="맑은 고딕"/>
-          <w:b w:val="0"/>
-          <w:i w:val="0"/>
-          <w:sz w:val="18"/>
-          <w:u w:val="none"/>
-        </w:rPr>
-        <w:t>① climate change and high temperatures</w:t>
-      </w:r>
-    </w:p>
-    <w:p>
-      <w:pPr>
-        <w:spacing w:before="0" w:after="0" w:line="259" w:lineRule="auto"/>
-        <w:ind w:left="113"/>
-      </w:pPr>
-      <w:r>
-        <w:rPr>
-          <w:rFonts w:ascii="맑은 고딕" w:hAnsi="맑은 고딕" w:eastAsia="맑은 고딕"/>
-          <w:b w:val="0"/>
-          <w:i w:val="0"/>
-          <w:sz w:val="18"/>
-          <w:u w:val="none"/>
-        </w:rPr>
-        <w:t>② having picnics and building sandcastles</w:t>
-      </w:r>
-    </w:p>
-    <w:p>
-      <w:pPr>
-        <w:spacing w:before="0" w:after="0" w:line="259" w:lineRule="auto"/>
-        <w:ind w:left="113"/>
-      </w:pPr>
-      <w:r>
-        <w:rPr>
-          <w:rFonts w:ascii="맑은 고딕" w:hAnsi="맑은 고딕" w:eastAsia="맑은 고딕"/>
-          <w:b w:val="0"/>
-          <w:i w:val="0"/>
-          <w:sz w:val="18"/>
-          <w:u w:val="none"/>
-        </w:rPr>
-        <w:t>③ factories near the beach</w:t>
-      </w:r>
-    </w:p>
-    <w:p>
-      <w:pPr>
-        <w:spacing w:before="0" w:after="0" w:line="259" w:lineRule="auto"/>
-        <w:ind w:left="113"/>
-      </w:pPr>
-      <w:r>
-        <w:rPr>
-          <w:rFonts w:ascii="맑은 고딕" w:hAnsi="맑은 고딕" w:eastAsia="맑은 고딕"/>
-          <w:b w:val="0"/>
-          <w:i w:val="0"/>
-          <w:sz w:val="18"/>
-          <w:u w:val="none"/>
-        </w:rPr>
-        <w:t>④ tourist activities</w:t>
-      </w:r>
-    </w:p>
-    <w:p>
-      <w:pPr>
-        <w:spacing w:before="0" w:after="0" w:line="259" w:lineRule="auto"/>
-        <w:ind w:left="113"/>
-      </w:pPr>
-      <w:r>
-        <w:rPr>
-          <w:rFonts w:ascii="맑은 고딕" w:hAnsi="맑은 고딕" w:eastAsia="맑은 고딕"/>
-          <w:b w:val="0"/>
-          <w:i w:val="0"/>
-          <w:sz w:val="18"/>
-          <w:u w:val="none"/>
-        </w:rPr>
-        <w:t>⑤ too many fish in the sea</w:t>
-      </w:r>
-    </w:p>
-    <w:p>
-      <w:pPr>
-        <w:spacing w:before="0" w:after="0" w:line="259" w:lineRule="auto"/>
-      </w:pPr>
-    </w:p>
-    <w:p>
-      <w:pPr>
-        <w:spacing w:before="0" w:after="40" w:line="259" w:lineRule="auto"/>
-      </w:pPr>
-    </w:p>
-    <w:p>
-      <w:pPr>
-        <w:keepNext/>
-        <w:spacing w:before="0" w:after="20" w:line="259" w:lineRule="auto"/>
-      </w:pPr>
-      <w:r>
-        <w:rPr>
-          <w:rFonts w:ascii="맑은 고딕" w:hAnsi="맑은 고딕" w:eastAsia="맑은 고딕"/>
-          <w:b/>
-          <w:i w:val="0"/>
-          <w:sz w:val="18"/>
-          <w:u w:val="none"/>
-        </w:rPr>
-        <w:t xml:space="preserve">10. </w:t>
-      </w:r>
-      <w:r>
-        <w:rPr>
-          <w:rFonts w:ascii="맑은 고딕" w:hAnsi="맑은 고딕" w:eastAsia="맑은 고딕"/>
-          <w:b w:val="0"/>
-          <w:i w:val="0"/>
-          <w:sz w:val="18"/>
-          <w:u w:val="none"/>
-        </w:rPr>
-        <w:t xml:space="preserve">다음은 L5 본문을 읽고 학생들이 남긴 댓글이다. 본문 내용과 일치하는 댓글의 개수는? </w:t>
-      </w:r>
-      <w:r>
-        <w:rPr>
-          <w:rFonts w:ascii="맑은 고딕" w:hAnsi="맑은 고딕" w:eastAsia="맑은 고딕"/>
-          <w:b w:val="0"/>
-          <w:i w:val="0"/>
-          <w:sz w:val="18"/>
-          <w:u w:val="none"/>
-        </w:rPr>
-        <w:t>(4점)</w:t>
-      </w:r>
-    </w:p>
-    <w:p>
-      <w:pPr>
-        <w:spacing w:before="0" w:after="20" w:line="259" w:lineRule="auto"/>
-        <w:ind w:left="57"/>
-      </w:pPr>
-      <w:r>
-        <w:rPr>
-          <w:rFonts w:ascii="맑은 고딕" w:hAnsi="맑은 고딕" w:eastAsia="맑은 고딕"/>
-          <w:b w:val="0"/>
-          <w:i w:val="0"/>
-          <w:sz w:val="18"/>
-          <w:u w:val="none"/>
-        </w:rPr>
-        <w:t>ⓐ The artists didn't ban tourists; they gave them a new place to visit.</w:t>
-      </w:r>
-      <w:r>
-        <w:br/>
-      </w:r>
-      <w:r>
-        <w:rPr>
-          <w:rFonts w:ascii="맑은 고딕" w:hAnsi="맑은 고딕" w:eastAsia="맑은 고딕"/>
-          <w:b w:val="0"/>
-          <w:i w:val="0"/>
-          <w:sz w:val="18"/>
-          <w:u w:val="none"/>
-        </w:rPr>
-        <w:t>ⓑ Rosa Allison is an architect who designs buildings in Singapore.</w:t>
-      </w:r>
-      <w:r>
-        <w:br/>
-      </w:r>
-      <w:r>
-        <w:rPr>
-          <w:rFonts w:ascii="맑은 고딕" w:hAnsi="맑은 고딕" w:eastAsia="맑은 고딕"/>
-          <w:b w:val="0"/>
-          <w:i w:val="0"/>
-          <w:sz w:val="18"/>
-          <w:u w:val="none"/>
-        </w:rPr>
-        <w:t>ⓒ The large gardens give shade and keep parts of the building out of direct sunlight.</w:t>
-      </w:r>
-      <w:r>
-        <w:br/>
-      </w:r>
-      <w:r>
-        <w:rPr>
-          <w:rFonts w:ascii="맑은 고딕" w:hAnsi="맑은 고딕" w:eastAsia="맑은 고딕"/>
-          <w:b w:val="0"/>
-          <w:i w:val="0"/>
-          <w:sz w:val="18"/>
-          <w:u w:val="none"/>
-        </w:rPr>
-        <w:t>ⓓ Fewer tourists visit Cancun now because of the museum.</w:t>
-      </w:r>
-      <w:r>
-        <w:br/>
-      </w:r>
-      <w:r>
-        <w:rPr>
-          <w:rFonts w:ascii="맑은 고딕" w:hAnsi="맑은 고딕" w:eastAsia="맑은 고딕"/>
-          <w:b w:val="0"/>
-          <w:i w:val="0"/>
-          <w:sz w:val="18"/>
-          <w:u w:val="none"/>
-        </w:rPr>
-        <w:t>ⓔ Every field has different ways of protecting the environment.</w:t>
-      </w:r>
-    </w:p>
-    <w:p>
-      <w:pPr>
-        <w:spacing w:before="0" w:after="20" w:line="259" w:lineRule="auto"/>
-        <w:ind w:left="113"/>
-      </w:pPr>
-      <w:r>
-        <w:rPr>
-          <w:rFonts w:ascii="맑은 고딕" w:hAnsi="맑은 고딕" w:eastAsia="맑은 고딕"/>
-          <w:b w:val="0"/>
-          <w:i w:val="0"/>
-          <w:sz w:val="18"/>
-          <w:u w:val="none"/>
-        </w:rPr>
-        <w:t>① 1개</w:t>
+        <w:t>① ①</w:t>
       </w:r>
       <w:r>
         <w:rPr>
@@ -1574,7 +1261,7 @@
           <w:sz w:val="18"/>
           <w:u w:val="none"/>
         </w:rPr>
-        <w:t>② 2개</w:t>
+        <w:t>② ②</w:t>
       </w:r>
       <w:r>
         <w:rPr>
@@ -1594,7 +1281,7 @@
           <w:sz w:val="18"/>
           <w:u w:val="none"/>
         </w:rPr>
-        <w:t>③ 3개</w:t>
+        <w:t>③ ③</w:t>
       </w:r>
       <w:r>
         <w:rPr>
@@ -1614,7 +1301,7 @@
           <w:sz w:val="18"/>
           <w:u w:val="none"/>
         </w:rPr>
-        <w:t>④ 4개</w:t>
+        <w:t>④ ④</w:t>
       </w:r>
       <w:r>
         <w:rPr>
@@ -1634,8 +1321,280 @@
           <w:sz w:val="18"/>
           <w:u w:val="none"/>
         </w:rPr>
-        <w:t>⑤ 5개</w:t>
+        <w:t>⑤ ⑤</w:t>
       </w:r>
+    </w:p>
+    <w:p>
+      <w:pPr>
+        <w:spacing w:before="0" w:after="40" w:line="259" w:lineRule="auto"/>
+      </w:pPr>
+    </w:p>
+    <w:p>
+      <w:pPr>
+        <w:keepNext/>
+        <w:spacing w:before="0" w:after="20" w:line="259" w:lineRule="auto"/>
+      </w:pPr>
+      <w:r>
+        <w:rPr>
+          <w:rFonts w:ascii="맑은 고딕" w:hAnsi="맑은 고딕" w:eastAsia="맑은 고딕"/>
+          <w:b/>
+          <w:i w:val="0"/>
+          <w:sz w:val="18"/>
+          <w:u w:val="none"/>
+        </w:rPr>
+        <w:t xml:space="preserve">9. </w:t>
+      </w:r>
+      <w:r>
+        <w:rPr>
+          <w:rFonts w:ascii="맑은 고딕" w:hAnsi="맑은 고딕" w:eastAsia="맑은 고딕"/>
+          <w:b w:val="0"/>
+          <w:i w:val="0"/>
+          <w:sz w:val="18"/>
+          <w:u w:val="none"/>
+        </w:rPr>
+        <w:t xml:space="preserve">윗글의 밑줄 친 </w:t>
+      </w:r>
+      <w:r>
+        <w:rPr>
+          <w:rFonts w:ascii="맑은 고딕" w:hAnsi="맑은 고딕" w:eastAsia="맑은 고딕"/>
+          <w:b w:val="0"/>
+          <w:i w:val="0"/>
+          <w:sz w:val="18"/>
+          <w:u w:val="single"/>
+        </w:rPr>
+        <w:t>Those</w:t>
+      </w:r>
+      <w:r>
+        <w:rPr>
+          <w:rFonts w:ascii="맑은 고딕" w:hAnsi="맑은 고딕" w:eastAsia="맑은 고딕"/>
+          <w:b w:val="0"/>
+          <w:i w:val="0"/>
+          <w:sz w:val="18"/>
+          <w:u w:val="none"/>
+        </w:rPr>
+        <w:t xml:space="preserve">가 가리키는 것으로 알맞은 것은? </w:t>
+      </w:r>
+      <w:r>
+        <w:rPr>
+          <w:rFonts w:ascii="맑은 고딕" w:hAnsi="맑은 고딕" w:eastAsia="맑은 고딕"/>
+          <w:b w:val="0"/>
+          <w:i w:val="0"/>
+          <w:sz w:val="18"/>
+          <w:u w:val="none"/>
+        </w:rPr>
+        <w:t>(3점)</w:t>
+      </w:r>
+    </w:p>
+    <w:p>
+      <w:pPr>
+        <w:spacing w:before="0" w:after="0" w:line="259" w:lineRule="auto"/>
+        <w:ind w:left="113"/>
+      </w:pPr>
+      <w:r>
+        <w:rPr>
+          <w:rFonts w:ascii="맑은 고딕" w:hAnsi="맑은 고딕" w:eastAsia="맑은 고딕"/>
+          <w:b w:val="0"/>
+          <w:i w:val="0"/>
+          <w:sz w:val="18"/>
+          <w:u w:val="none"/>
+        </w:rPr>
+        <w:t>① 개방형 구조와 큰 정원</w:t>
+      </w:r>
+    </w:p>
+    <w:p>
+      <w:pPr>
+        <w:spacing w:before="0" w:after="0" w:line="259" w:lineRule="auto"/>
+        <w:ind w:left="113"/>
+      </w:pPr>
+      <w:r>
+        <w:rPr>
+          <w:rFonts w:ascii="맑은 고딕" w:hAnsi="맑은 고딕" w:eastAsia="맑은 고딕"/>
+          <w:b w:val="0"/>
+          <w:i w:val="0"/>
+          <w:sz w:val="18"/>
+          <w:u w:val="none"/>
+        </w:rPr>
+        <w:t>② 환경 보호를 돕고 사람들에게 양질의 삶을 제공하는 것</w:t>
+      </w:r>
+    </w:p>
+    <w:p>
+      <w:pPr>
+        <w:spacing w:before="0" w:after="0" w:line="259" w:lineRule="auto"/>
+        <w:ind w:left="113"/>
+      </w:pPr>
+      <w:r>
+        <w:rPr>
+          <w:rFonts w:ascii="맑은 고딕" w:hAnsi="맑은 고딕" w:eastAsia="맑은 고딕"/>
+          <w:b w:val="0"/>
+          <w:i w:val="0"/>
+          <w:sz w:val="18"/>
+          <w:u w:val="none"/>
+        </w:rPr>
+        <w:t>③ 에어컨을 더 많이 설치하는 것</w:t>
+      </w:r>
+    </w:p>
+    <w:p>
+      <w:pPr>
+        <w:spacing w:before="0" w:after="0" w:line="259" w:lineRule="auto"/>
+        <w:ind w:left="113"/>
+      </w:pPr>
+      <w:r>
+        <w:rPr>
+          <w:rFonts w:ascii="맑은 고딕" w:hAnsi="맑은 고딕" w:eastAsia="맑은 고딕"/>
+          <w:b w:val="0"/>
+          <w:i w:val="0"/>
+          <w:sz w:val="18"/>
+          <w:u w:val="none"/>
+        </w:rPr>
+        <w:t>④ 효율적인 조명 시스템과 태양광 패널</w:t>
+      </w:r>
+    </w:p>
+    <w:p>
+      <w:pPr>
+        <w:spacing w:before="0" w:after="0" w:line="259" w:lineRule="auto"/>
+        <w:ind w:left="113"/>
+      </w:pPr>
+      <w:r>
+        <w:rPr>
+          <w:rFonts w:ascii="맑은 고딕" w:hAnsi="맑은 고딕" w:eastAsia="맑은 고딕"/>
+          <w:b w:val="0"/>
+          <w:i w:val="0"/>
+          <w:sz w:val="18"/>
+          <w:u w:val="none"/>
+        </w:rPr>
+        <w:t>⑤ 관광객을 끌어들이는 것</w:t>
+      </w:r>
+    </w:p>
+    <w:p>
+      <w:pPr>
+        <w:spacing w:before="0" w:after="0" w:line="259" w:lineRule="auto"/>
+      </w:pPr>
+    </w:p>
+    <w:p>
+      <w:pPr>
+        <w:spacing w:before="0" w:after="40" w:line="259" w:lineRule="auto"/>
+      </w:pPr>
+    </w:p>
+    <w:p>
+      <w:pPr>
+        <w:keepNext/>
+        <w:spacing w:before="0" w:after="20" w:line="259" w:lineRule="auto"/>
+      </w:pPr>
+      <w:r>
+        <w:rPr>
+          <w:rFonts w:ascii="맑은 고딕" w:hAnsi="맑은 고딕" w:eastAsia="맑은 고딕"/>
+          <w:b/>
+          <w:i w:val="0"/>
+          <w:sz w:val="18"/>
+          <w:u w:val="none"/>
+        </w:rPr>
+        <w:t xml:space="preserve">10. </w:t>
+      </w:r>
+      <w:r>
+        <w:rPr>
+          <w:rFonts w:ascii="맑은 고딕" w:hAnsi="맑은 고딕" w:eastAsia="맑은 고딕"/>
+          <w:b w:val="0"/>
+          <w:i w:val="0"/>
+          <w:sz w:val="18"/>
+          <w:u w:val="none"/>
+        </w:rPr>
+        <w:t xml:space="preserve">L5 본문의 결론과 어긋나는 것은? </w:t>
+      </w:r>
+      <w:r>
+        <w:rPr>
+          <w:rFonts w:ascii="맑은 고딕" w:hAnsi="맑은 고딕" w:eastAsia="맑은 고딕"/>
+          <w:b w:val="0"/>
+          <w:i w:val="0"/>
+          <w:sz w:val="18"/>
+          <w:u w:val="none"/>
+        </w:rPr>
+        <w:t>(4점)</w:t>
+      </w:r>
+    </w:p>
+    <w:p>
+      <w:pPr>
+        <w:spacing w:before="0" w:after="0" w:line="259" w:lineRule="auto"/>
+        <w:ind w:left="113"/>
+      </w:pPr>
+      <w:r>
+        <w:rPr>
+          <w:rFonts w:ascii="맑은 고딕" w:hAnsi="맑은 고딕" w:eastAsia="맑은 고딕"/>
+          <w:b w:val="0"/>
+          <w:i w:val="0"/>
+          <w:sz w:val="18"/>
+          <w:u w:val="none"/>
+        </w:rPr>
+        <w:t>① Every field has different ways of protecting the environment.</w:t>
+      </w:r>
+    </w:p>
+    <w:p>
+      <w:pPr>
+        <w:spacing w:before="0" w:after="0" w:line="259" w:lineRule="auto"/>
+        <w:ind w:left="113"/>
+      </w:pPr>
+      <w:r>
+        <w:rPr>
+          <w:rFonts w:ascii="맑은 고딕" w:hAnsi="맑은 고딕" w:eastAsia="맑은 고딕"/>
+          <w:b w:val="0"/>
+          <w:i w:val="0"/>
+          <w:sz w:val="18"/>
+          <w:u w:val="none"/>
+        </w:rPr>
+        <w:t>② More innovations for the environment are needed to make humans and nature live together.</w:t>
+      </w:r>
+    </w:p>
+    <w:p>
+      <w:pPr>
+        <w:spacing w:before="0" w:after="0" w:line="259" w:lineRule="auto"/>
+        <w:ind w:left="113"/>
+      </w:pPr>
+      <w:r>
+        <w:rPr>
+          <w:rFonts w:ascii="맑은 고딕" w:hAnsi="맑은 고딕" w:eastAsia="맑은 고딕"/>
+          <w:b w:val="0"/>
+          <w:i w:val="0"/>
+          <w:sz w:val="18"/>
+          <w:u w:val="none"/>
+        </w:rPr>
+        <w:t>③ Only the big companies and government should find ways to protect the environment.</w:t>
+      </w:r>
+    </w:p>
+    <w:p>
+      <w:pPr>
+        <w:spacing w:before="0" w:after="0" w:line="259" w:lineRule="auto"/>
+        <w:ind w:left="113"/>
+      </w:pPr>
+      <w:r>
+        <w:rPr>
+          <w:rFonts w:ascii="맑은 고딕" w:hAnsi="맑은 고딕" w:eastAsia="맑은 고딕"/>
+          <w:b w:val="0"/>
+          <w:i w:val="0"/>
+          <w:sz w:val="18"/>
+          <w:u w:val="none"/>
+        </w:rPr>
+        <w:t>④ With more innovation, humans and nature will be able to live together in harmony far into the future.</w:t>
+      </w:r>
+    </w:p>
+    <w:p>
+      <w:pPr>
+        <w:spacing w:before="0" w:after="0" w:line="259" w:lineRule="auto"/>
+        <w:ind w:left="113"/>
+      </w:pPr>
+      <w:r>
+        <w:rPr>
+          <w:rFonts w:ascii="맑은 고딕" w:hAnsi="맑은 고딕" w:eastAsia="맑은 고딕"/>
+          <w:b w:val="0"/>
+          <w:i w:val="0"/>
+          <w:sz w:val="18"/>
+          <w:u w:val="none"/>
+        </w:rPr>
+        <w:t>⑤ They are made to help protect the environment.</w:t>
+      </w:r>
+    </w:p>
+    <w:p>
+      <w:pPr>
+        <w:spacing w:before="0" w:after="0" w:line="259" w:lineRule="auto"/>
+      </w:pPr>
     </w:p>
     <w:p>
       <w:pPr>
@@ -1665,7 +1624,7 @@
           <w:sz w:val="18"/>
           <w:u w:val="none"/>
         </w:rPr>
-        <w:t xml:space="preserve">L5 본문을 요약할 때, 빈칸 (A), (B)에 들어갈 말로 가장 알맞은 것은? </w:t>
+        <w:t xml:space="preserve">L5 본문의 내용과 일치하는 것은? </w:t>
       </w:r>
       <w:r>
         <w:rPr>
@@ -1675,13 +1634,13 @@
           <w:sz w:val="18"/>
           <w:u w:val="none"/>
         </w:rPr>
-        <w:t>(4점)</w:t>
+        <w:t>(3점)</w:t>
       </w:r>
     </w:p>
     <w:p>
       <w:pPr>
-        <w:spacing w:before="0" w:after="20" w:line="259" w:lineRule="auto"/>
-        <w:ind w:left="57"/>
+        <w:spacing w:before="0" w:after="0" w:line="259" w:lineRule="auto"/>
+        <w:ind w:left="113"/>
       </w:pPr>
       <w:r>
         <w:rPr>
@@ -1691,7 +1650,7 @@
           <w:sz w:val="18"/>
           <w:u w:val="none"/>
         </w:rPr>
-        <w:t>In Cancun, artists made 500 statues under the sea to (A)______ tourists to a different part of the sea, and in Singapore, architects use open structures and (B)______ to keep buildings cool with less energy.</w:t>
+        <w:t>① Rajesh Khan is an art professor.</w:t>
       </w:r>
     </w:p>
     <w:p>
@@ -1707,7 +1666,7 @@
           <w:sz w:val="18"/>
           <w:u w:val="none"/>
         </w:rPr>
-        <w:t>① stop — fountains</w:t>
+        <w:t>② Dr. Rosa Allison is an architect.</w:t>
       </w:r>
     </w:p>
     <w:p>
@@ -1723,7 +1682,7 @@
           <w:sz w:val="18"/>
           <w:u w:val="none"/>
         </w:rPr>
-        <w:t>② stop — greenery</w:t>
+        <w:t>③ Rajesh Khan talks about the underwater museum.</w:t>
       </w:r>
     </w:p>
     <w:p>
@@ -1739,7 +1698,7 @@
           <w:sz w:val="18"/>
           <w:u w:val="none"/>
         </w:rPr>
-        <w:t>③ attract — solar panels</w:t>
+        <w:t>④ Dr. Rosa Allison talks about eco-friendly buildings.</w:t>
       </w:r>
     </w:p>
     <w:p>
@@ -1755,23 +1714,7 @@
           <w:sz w:val="18"/>
           <w:u w:val="none"/>
         </w:rPr>
-        <w:t>④ send — air conditioners</w:t>
-      </w:r>
-    </w:p>
-    <w:p>
-      <w:pPr>
-        <w:spacing w:before="0" w:after="0" w:line="259" w:lineRule="auto"/>
-        <w:ind w:left="113"/>
-      </w:pPr>
-      <w:r>
-        <w:rPr>
-          <w:rFonts w:ascii="맑은 고딕" w:hAnsi="맑은 고딕" w:eastAsia="맑은 고딕"/>
-          <w:b w:val="0"/>
-          <w:i w:val="0"/>
-          <w:sz w:val="18"/>
-          <w:u w:val="none"/>
-        </w:rPr>
-        <w:t>⑤ attract — greenery</w:t>
+        <w:t>⑤ Dr. Rosa Allison is an art professor.</w:t>
       </w:r>
     </w:p>
     <w:p>
@@ -1807,7 +1750,7 @@
           <w:sz w:val="18"/>
           <w:u w:val="none"/>
         </w:rPr>
-        <w:t xml:space="preserve">Before You Read의 질문 “What do they have in common?”에 대한 답으로 알맞은 것은? </w:t>
+        <w:t xml:space="preserve">L5 본문의 문장을 이어 정리한 글이다. 빈칸 (A)~(C)에 들어갈 말로 알맞은 것은? </w:t>
       </w:r>
       <w:r>
         <w:rPr>
@@ -1817,13 +1760,13 @@
           <w:sz w:val="18"/>
           <w:u w:val="none"/>
         </w:rPr>
-        <w:t>(3점)</w:t>
+        <w:t>(4점)</w:t>
       </w:r>
     </w:p>
     <w:p>
       <w:pPr>
-        <w:spacing w:before="0" w:after="0" w:line="259" w:lineRule="auto"/>
-        <w:ind w:left="113"/>
+        <w:spacing w:before="0" w:after="20" w:line="259" w:lineRule="auto"/>
+        <w:ind w:left="57"/>
       </w:pPr>
       <w:r>
         <w:rPr>
@@ -1833,14 +1776,18 @@
           <w:sz w:val="18"/>
           <w:u w:val="none"/>
         </w:rPr>
-        <w:t>① They are made to help protect the environment.</w:t>
+        <w:t xml:space="preserve">Some people have found </w:t>
       </w:r>
-    </w:p>
-    <w:p>
-      <w:pPr>
-        <w:spacing w:before="0" w:after="0" w:line="259" w:lineRule="auto"/>
-        <w:ind w:left="113"/>
-      </w:pPr>
+      <w:r>
+        <w:rPr>
+          <w:rFonts w:ascii="맑은 고딕" w:hAnsi="맑은 고딕" w:eastAsia="맑은 고딕"/>
+          <w:b w:val="0"/>
+          <w:i w:val="0"/>
+          <w:sz w:val="18"/>
+          <w:u w:val="single"/>
+        </w:rPr>
+        <w:t>(A)</w:t>
+      </w:r>
       <w:r>
         <w:rPr>
           <w:rFonts w:ascii="맑은 고딕" w:hAnsi="맑은 고딕" w:eastAsia="맑은 고딕"/>
@@ -1849,14 +1796,18 @@
           <w:sz w:val="18"/>
           <w:u w:val="none"/>
         </w:rPr>
-        <w:t>② They are made to attract more tourists.</w:t>
+        <w:t xml:space="preserve"> ways to save the earth. … The statues are made from materials that support sea life. They provide additional places for plants and animals to </w:t>
       </w:r>
-    </w:p>
-    <w:p>
-      <w:pPr>
-        <w:spacing w:before="0" w:after="0" w:line="259" w:lineRule="auto"/>
-        <w:ind w:left="113"/>
-      </w:pPr>
+      <w:r>
+        <w:rPr>
+          <w:rFonts w:ascii="맑은 고딕" w:hAnsi="맑은 고딕" w:eastAsia="맑은 고딕"/>
+          <w:b w:val="0"/>
+          <w:i w:val="0"/>
+          <w:sz w:val="18"/>
+          <w:u w:val="single"/>
+        </w:rPr>
+        <w:t>(B)</w:t>
+      </w:r>
       <w:r>
         <w:rPr>
           <w:rFonts w:ascii="맑은 고딕" w:hAnsi="맑은 고딕" w:eastAsia="맑은 고딕"/>
@@ -1865,14 +1816,18 @@
           <w:sz w:val="18"/>
           <w:u w:val="none"/>
         </w:rPr>
-        <w:t>③ They are made by the same artist.</w:t>
+        <w:t xml:space="preserve"> on. … Eco-friendly buildings like these not only help protect the environment, but also provide people with a good quality of life. … Every </w:t>
       </w:r>
-    </w:p>
-    <w:p>
-      <w:pPr>
-        <w:spacing w:before="0" w:after="0" w:line="259" w:lineRule="auto"/>
-        <w:ind w:left="113"/>
-      </w:pPr>
+      <w:r>
+        <w:rPr>
+          <w:rFonts w:ascii="맑은 고딕" w:hAnsi="맑은 고딕" w:eastAsia="맑은 고딕"/>
+          <w:b w:val="0"/>
+          <w:i w:val="0"/>
+          <w:sz w:val="18"/>
+          <w:u w:val="single"/>
+        </w:rPr>
+        <w:t>(C)</w:t>
+      </w:r>
       <w:r>
         <w:rPr>
           <w:rFonts w:ascii="맑은 고딕" w:hAnsi="맑은 고딕" w:eastAsia="맑은 고딕"/>
@@ -1881,7 +1836,7 @@
           <w:sz w:val="18"/>
           <w:u w:val="none"/>
         </w:rPr>
-        <w:t>④ They are made to use more energy.</w:t>
+        <w:t xml:space="preserve"> has different ways of protecting the environment.</w:t>
       </w:r>
     </w:p>
     <w:p>
@@ -1897,7 +1852,71 @@
           <w:sz w:val="18"/>
           <w:u w:val="none"/>
         </w:rPr>
-        <w:t>⑤ They are made only for rich people.</w:t>
+        <w:t>① simple — live — country</w:t>
+      </w:r>
+    </w:p>
+    <w:p>
+      <w:pPr>
+        <w:spacing w:before="0" w:after="0" w:line="259" w:lineRule="auto"/>
+        <w:ind w:left="113"/>
+      </w:pPr>
+      <w:r>
+        <w:rPr>
+          <w:rFonts w:ascii="맑은 고딕" w:hAnsi="맑은 고딕" w:eastAsia="맑은 고딕"/>
+          <w:b w:val="0"/>
+          <w:i w:val="0"/>
+          <w:sz w:val="18"/>
+          <w:u w:val="none"/>
+        </w:rPr>
+        <w:t>② creative — grow — country</w:t>
+      </w:r>
+    </w:p>
+    <w:p>
+      <w:pPr>
+        <w:spacing w:before="0" w:after="0" w:line="259" w:lineRule="auto"/>
+        <w:ind w:left="113"/>
+      </w:pPr>
+      <w:r>
+        <w:rPr>
+          <w:rFonts w:ascii="맑은 고딕" w:hAnsi="맑은 고딕" w:eastAsia="맑은 고딕"/>
+          <w:b w:val="0"/>
+          <w:i w:val="0"/>
+          <w:sz w:val="18"/>
+          <w:u w:val="none"/>
+        </w:rPr>
+        <w:t>③ creative — live — field</w:t>
+      </w:r>
+    </w:p>
+    <w:p>
+      <w:pPr>
+        <w:spacing w:before="0" w:after="0" w:line="259" w:lineRule="auto"/>
+        <w:ind w:left="113"/>
+      </w:pPr>
+      <w:r>
+        <w:rPr>
+          <w:rFonts w:ascii="맑은 고딕" w:hAnsi="맑은 고딕" w:eastAsia="맑은 고딕"/>
+          <w:b w:val="0"/>
+          <w:i w:val="0"/>
+          <w:sz w:val="18"/>
+          <w:u w:val="none"/>
+        </w:rPr>
+        <w:t>④ simple — grow — field</w:t>
+      </w:r>
+    </w:p>
+    <w:p>
+      <w:pPr>
+        <w:spacing w:before="0" w:after="0" w:line="259" w:lineRule="auto"/>
+        <w:ind w:left="113"/>
+      </w:pPr>
+      <w:r>
+        <w:rPr>
+          <w:rFonts w:ascii="맑은 고딕" w:hAnsi="맑은 고딕" w:eastAsia="맑은 고딕"/>
+          <w:b w:val="0"/>
+          <w:i w:val="0"/>
+          <w:sz w:val="18"/>
+          <w:u w:val="none"/>
+        </w:rPr>
+        <w:t>⑤ creative — live — country</w:t>
       </w:r>
     </w:p>
     <w:p>
@@ -1923,7 +1942,7 @@
           <w:sz w:val="18"/>
           <w:u w:val="none"/>
         </w:rPr>
-        <w:t>[13~20] L7 Future Changes through Technology — After You Read</w:t>
+        <w:t>[13~20] Lesson 7 Future Changes through Technology</w:t>
       </w:r>
     </w:p>
     <w:p>
@@ -1949,7 +1968,7 @@
           <w:sz w:val="18"/>
           <w:u w:val="none"/>
         </w:rPr>
-        <w:t xml:space="preserve">프린트 A에서 ‘no driver’와 연결되는 로봇의 하는 일은? </w:t>
+        <w:t xml:space="preserve">L7 본문의 내용과 일치하는 것은? </w:t>
       </w:r>
       <w:r>
         <w:rPr>
@@ -1975,7 +1994,7 @@
           <w:sz w:val="18"/>
           <w:u w:val="none"/>
         </w:rPr>
-        <w:t>① cooking and cleaning</w:t>
+        <w:t>① Robots are only in movies and books.</w:t>
       </w:r>
     </w:p>
     <w:p>
@@ -1991,7 +2010,7 @@
           <w:sz w:val="18"/>
           <w:u w:val="none"/>
         </w:rPr>
-        <w:t>② navigate roads</w:t>
+        <w:t>② In the past, robots performed only easy tasks that humans programmed them to do.</w:t>
       </w:r>
     </w:p>
     <w:p>
@@ -2007,7 +2026,7 @@
           <w:sz w:val="18"/>
           <w:u w:val="none"/>
         </w:rPr>
-        <w:t>③ work on tasks as a group</w:t>
+        <w:t>③ What makes this possible is the internet.</w:t>
       </w:r>
     </w:p>
     <w:p>
@@ -2023,7 +2042,7 @@
           <w:sz w:val="18"/>
           <w:u w:val="none"/>
         </w:rPr>
-        <w:t>④ deal with dangers</w:t>
+        <w:t>④ Robots that have AI can avoid environments and make decisions.</w:t>
       </w:r>
     </w:p>
     <w:p>
@@ -2039,7 +2058,7 @@
           <w:sz w:val="18"/>
           <w:u w:val="none"/>
         </w:rPr>
-        <w:t>⑤ sense emotions</w:t>
+        <w:t>⑤ AI speakers can follow machines in your home.</w:t>
       </w:r>
     </w:p>
     <w:p>
@@ -2050,6 +2069,64 @@
     <w:p>
       <w:pPr>
         <w:spacing w:before="0" w:after="40" w:line="259" w:lineRule="auto"/>
+      </w:pPr>
+    </w:p>
+    <w:p>
+      <w:pPr>
+        <w:keepNext/>
+        <w:spacing w:before="0" w:after="20" w:line="259" w:lineRule="auto"/>
+        <w:ind w:left="0"/>
+      </w:pPr>
+      <w:r>
+        <w:rPr>
+          <w:rFonts w:ascii="맑은 고딕" w:hAnsi="맑은 고딕" w:eastAsia="맑은 고딕"/>
+          <w:b/>
+          <w:i w:val="0"/>
+          <w:sz w:val="18"/>
+          <w:u w:val="none"/>
+        </w:rPr>
+        <w:t>[14] 다음 글을 읽고 물음에 답하시오. (L7 본문)</w:t>
+      </w:r>
+    </w:p>
+    <w:p>
+      <w:pPr>
+        <w:spacing w:before="0" w:after="0" w:line="259" w:lineRule="auto"/>
+        <w:ind w:left="0"/>
+      </w:pPr>
+      <w:r>
+        <w:rPr>
+          <w:rFonts w:ascii="맑은 고딕" w:hAnsi="맑은 고딕" w:eastAsia="맑은 고딕"/>
+          <w:b w:val="0"/>
+          <w:i w:val="0"/>
+          <w:sz w:val="18"/>
+          <w:u w:val="none"/>
+        </w:rPr>
+        <w:t xml:space="preserve">However, robots are now getting “smarter,” and soon they might be able to think like humans. </w:t>
+      </w:r>
+      <w:r>
+        <w:rPr>
+          <w:rFonts w:ascii="맑은 고딕" w:hAnsi="맑은 고딕" w:eastAsia="맑은 고딕"/>
+          <w:b w:val="0"/>
+          <w:i w:val="0"/>
+          <w:sz w:val="18"/>
+          <w:u w:val="single"/>
+        </w:rPr>
+        <w:t>What makes this possible</w:t>
+      </w:r>
+      <w:r>
+        <w:rPr>
+          <w:rFonts w:ascii="맑은 고딕" w:hAnsi="맑은 고딕" w:eastAsia="맑은 고딕"/>
+          <w:b w:val="0"/>
+          <w:i w:val="0"/>
+          <w:sz w:val="18"/>
+          <w:u w:val="none"/>
+        </w:rPr>
+        <w:t xml:space="preserve"> is artificial intelligence (AI). Robots that have AI can perceive environments and make decisions. They can also recognize speech, tell jokes, and play games with humans.</w:t>
+      </w:r>
+    </w:p>
+    <w:p>
+      <w:pPr>
+        <w:spacing w:before="0" w:after="0" w:line="259" w:lineRule="auto"/>
       </w:pPr>
     </w:p>
     <w:p>
@@ -2075,7 +2152,7 @@
           <w:sz w:val="18"/>
           <w:u w:val="none"/>
         </w:rPr>
-        <w:t xml:space="preserve">프린트 B의 밑줄 친 부분을 고친 것으로 옳지 </w:t>
+        <w:t xml:space="preserve">윗글의 밑줄 친 </w:t>
       </w:r>
       <w:r>
         <w:rPr>
@@ -2085,7 +2162,451 @@
           <w:sz w:val="18"/>
           <w:u w:val="single"/>
         </w:rPr>
-        <w:t>않은</w:t>
+        <w:t>What makes this possible</w:t>
+      </w:r>
+      <w:r>
+        <w:rPr>
+          <w:rFonts w:ascii="맑은 고딕" w:hAnsi="맑은 고딕" w:eastAsia="맑은 고딕"/>
+          <w:b w:val="0"/>
+          <w:i w:val="0"/>
+          <w:sz w:val="18"/>
+          <w:u w:val="none"/>
+        </w:rPr>
+        <w:t xml:space="preserve">에서 this가 가리키는 것으로 알맞은 것은? </w:t>
+      </w:r>
+      <w:r>
+        <w:rPr>
+          <w:rFonts w:ascii="맑은 고딕" w:hAnsi="맑은 고딕" w:eastAsia="맑은 고딕"/>
+          <w:b w:val="0"/>
+          <w:i w:val="0"/>
+          <w:sz w:val="18"/>
+          <w:u w:val="none"/>
+        </w:rPr>
+        <w:t>(3점)</w:t>
+      </w:r>
+    </w:p>
+    <w:p>
+      <w:pPr>
+        <w:spacing w:before="0" w:after="0" w:line="259" w:lineRule="auto"/>
+        <w:ind w:left="113"/>
+      </w:pPr>
+      <w:r>
+        <w:rPr>
+          <w:rFonts w:ascii="맑은 고딕" w:hAnsi="맑은 고딕" w:eastAsia="맑은 고딕"/>
+          <w:b w:val="0"/>
+          <w:i w:val="0"/>
+          <w:sz w:val="18"/>
+          <w:u w:val="none"/>
+        </w:rPr>
+        <w:t>① 로봇이 영화와 책에만 나오는 것</w:t>
+      </w:r>
+    </w:p>
+    <w:p>
+      <w:pPr>
+        <w:spacing w:before="0" w:after="0" w:line="259" w:lineRule="auto"/>
+        <w:ind w:left="113"/>
+      </w:pPr>
+      <w:r>
+        <w:rPr>
+          <w:rFonts w:ascii="맑은 고딕" w:hAnsi="맑은 고딕" w:eastAsia="맑은 고딕"/>
+          <w:b w:val="0"/>
+          <w:i w:val="0"/>
+          <w:sz w:val="18"/>
+          <w:u w:val="none"/>
+        </w:rPr>
+        <w:t>② 로봇이 인간이 프로그래밍한 쉬운 일만 하는 것</w:t>
+      </w:r>
+    </w:p>
+    <w:p>
+      <w:pPr>
+        <w:spacing w:before="0" w:after="0" w:line="259" w:lineRule="auto"/>
+        <w:ind w:left="113"/>
+      </w:pPr>
+      <w:r>
+        <w:rPr>
+          <w:rFonts w:ascii="맑은 고딕" w:hAnsi="맑은 고딕" w:eastAsia="맑은 고딕"/>
+          <w:b w:val="0"/>
+          <w:i w:val="0"/>
+          <w:sz w:val="18"/>
+          <w:u w:val="none"/>
+        </w:rPr>
+        <w:t>③ 로봇이 농장과 공사장에서 쓰이는 것</w:t>
+      </w:r>
+    </w:p>
+    <w:p>
+      <w:pPr>
+        <w:spacing w:before="0" w:after="0" w:line="259" w:lineRule="auto"/>
+        <w:ind w:left="113"/>
+      </w:pPr>
+      <w:r>
+        <w:rPr>
+          <w:rFonts w:ascii="맑은 고딕" w:hAnsi="맑은 고딕" w:eastAsia="맑은 고딕"/>
+          <w:b w:val="0"/>
+          <w:i w:val="0"/>
+          <w:sz w:val="18"/>
+          <w:u w:val="none"/>
+        </w:rPr>
+        <w:t>④ 로봇이 더 똑똑해져 곧 인간처럼 생각할 수 있게 되는 것</w:t>
+      </w:r>
+    </w:p>
+    <w:p>
+      <w:pPr>
+        <w:spacing w:before="0" w:after="0" w:line="259" w:lineRule="auto"/>
+        <w:ind w:left="113"/>
+      </w:pPr>
+      <w:r>
+        <w:rPr>
+          <w:rFonts w:ascii="맑은 고딕" w:hAnsi="맑은 고딕" w:eastAsia="맑은 고딕"/>
+          <w:b w:val="0"/>
+          <w:i w:val="0"/>
+          <w:sz w:val="18"/>
+          <w:u w:val="none"/>
+        </w:rPr>
+        <w:t>⑤ 사람들이 로봇 때문에 일자리를 걱정하는 것</w:t>
+      </w:r>
+    </w:p>
+    <w:p>
+      <w:pPr>
+        <w:spacing w:before="0" w:after="0" w:line="259" w:lineRule="auto"/>
+      </w:pPr>
+    </w:p>
+    <w:p>
+      <w:pPr>
+        <w:spacing w:before="0" w:after="40" w:line="259" w:lineRule="auto"/>
+      </w:pPr>
+    </w:p>
+    <w:p>
+      <w:pPr>
+        <w:keepNext/>
+        <w:spacing w:before="0" w:after="20" w:line="259" w:lineRule="auto"/>
+      </w:pPr>
+      <w:r>
+        <w:rPr>
+          <w:rFonts w:ascii="맑은 고딕" w:hAnsi="맑은 고딕" w:eastAsia="맑은 고딕"/>
+          <w:b/>
+          <w:i w:val="0"/>
+          <w:sz w:val="18"/>
+          <w:u w:val="none"/>
+        </w:rPr>
+        <w:t xml:space="preserve">15. </w:t>
+      </w:r>
+      <w:r>
+        <w:rPr>
+          <w:rFonts w:ascii="맑은 고딕" w:hAnsi="맑은 고딕" w:eastAsia="맑은 고딕"/>
+          <w:b w:val="0"/>
+          <w:i w:val="0"/>
+          <w:sz w:val="18"/>
+          <w:u w:val="none"/>
+        </w:rPr>
+        <w:t xml:space="preserve">주어진 문장 다음에 이어질 글의 순서로 알맞은 것은? </w:t>
+      </w:r>
+      <w:r>
+        <w:rPr>
+          <w:rFonts w:ascii="맑은 고딕" w:hAnsi="맑은 고딕" w:eastAsia="맑은 고딕"/>
+          <w:b w:val="0"/>
+          <w:i w:val="0"/>
+          <w:sz w:val="18"/>
+          <w:u w:val="none"/>
+        </w:rPr>
+        <w:t>(4점)</w:t>
+      </w:r>
+    </w:p>
+    <w:p>
+      <w:pPr>
+        <w:spacing w:before="0" w:after="20" w:line="259" w:lineRule="auto"/>
+        <w:ind w:left="57"/>
+      </w:pPr>
+      <w:r>
+        <w:rPr>
+          <w:rFonts w:ascii="맑은 고딕" w:hAnsi="맑은 고딕" w:eastAsia="맑은 고딕"/>
+          <w:b w:val="0"/>
+          <w:i w:val="0"/>
+          <w:sz w:val="18"/>
+          <w:u w:val="none"/>
+        </w:rPr>
+        <w:t>Robots are not only in movies and books anymore.</w:t>
+      </w:r>
+      <w:r>
+        <w:br/>
+      </w:r>
+      <w:r>
+        <w:rPr>
+          <w:rFonts w:ascii="맑은 고딕" w:hAnsi="맑은 고딕" w:eastAsia="맑은 고딕"/>
+          <w:b w:val="0"/>
+          <w:i w:val="0"/>
+          <w:sz w:val="18"/>
+          <w:u w:val="none"/>
+        </w:rPr>
+        <w:t>(A) There are delivery robots flying in the sky, robot arms in factories, and service robots in public places.</w:t>
+      </w:r>
+      <w:r>
+        <w:br/>
+      </w:r>
+      <w:r>
+        <w:rPr>
+          <w:rFonts w:ascii="맑은 고딕" w:hAnsi="맑은 고딕" w:eastAsia="맑은 고딕"/>
+          <w:b w:val="0"/>
+          <w:i w:val="0"/>
+          <w:sz w:val="18"/>
+          <w:u w:val="none"/>
+        </w:rPr>
+        <w:t>(B) Around the world, robots are doing a variety of tasks.</w:t>
+      </w:r>
+      <w:r>
+        <w:br/>
+      </w:r>
+      <w:r>
+        <w:rPr>
+          <w:rFonts w:ascii="맑은 고딕" w:hAnsi="맑은 고딕" w:eastAsia="맑은 고딕"/>
+          <w:b w:val="0"/>
+          <w:i w:val="0"/>
+          <w:sz w:val="18"/>
+          <w:u w:val="none"/>
+        </w:rPr>
+        <w:t>(C) In the past, robots performed only easy tasks that humans programmed them to do.</w:t>
+      </w:r>
+    </w:p>
+    <w:p>
+      <w:pPr>
+        <w:spacing w:before="0" w:after="0" w:line="259" w:lineRule="auto"/>
+        <w:ind w:left="113"/>
+      </w:pPr>
+      <w:r>
+        <w:rPr>
+          <w:rFonts w:ascii="맑은 고딕" w:hAnsi="맑은 고딕" w:eastAsia="맑은 고딕"/>
+          <w:b w:val="0"/>
+          <w:i w:val="0"/>
+          <w:sz w:val="18"/>
+          <w:u w:val="none"/>
+        </w:rPr>
+        <w:t>① (B) — (A) — (C)</w:t>
+      </w:r>
+    </w:p>
+    <w:p>
+      <w:pPr>
+        <w:spacing w:before="0" w:after="0" w:line="259" w:lineRule="auto"/>
+        <w:ind w:left="113"/>
+      </w:pPr>
+      <w:r>
+        <w:rPr>
+          <w:rFonts w:ascii="맑은 고딕" w:hAnsi="맑은 고딕" w:eastAsia="맑은 고딕"/>
+          <w:b w:val="0"/>
+          <w:i w:val="0"/>
+          <w:sz w:val="18"/>
+          <w:u w:val="none"/>
+        </w:rPr>
+        <w:t>② (A) — (C) — (B)</w:t>
+      </w:r>
+    </w:p>
+    <w:p>
+      <w:pPr>
+        <w:spacing w:before="0" w:after="0" w:line="259" w:lineRule="auto"/>
+        <w:ind w:left="113"/>
+      </w:pPr>
+      <w:r>
+        <w:rPr>
+          <w:rFonts w:ascii="맑은 고딕" w:hAnsi="맑은 고딕" w:eastAsia="맑은 고딕"/>
+          <w:b w:val="0"/>
+          <w:i w:val="0"/>
+          <w:sz w:val="18"/>
+          <w:u w:val="none"/>
+        </w:rPr>
+        <w:t>③ (B) — (C) — (A)</w:t>
+      </w:r>
+    </w:p>
+    <w:p>
+      <w:pPr>
+        <w:spacing w:before="0" w:after="0" w:line="259" w:lineRule="auto"/>
+        <w:ind w:left="113"/>
+      </w:pPr>
+      <w:r>
+        <w:rPr>
+          <w:rFonts w:ascii="맑은 고딕" w:hAnsi="맑은 고딕" w:eastAsia="맑은 고딕"/>
+          <w:b w:val="0"/>
+          <w:i w:val="0"/>
+          <w:sz w:val="18"/>
+          <w:u w:val="none"/>
+        </w:rPr>
+        <w:t>④ (C) — (A) — (B)</w:t>
+      </w:r>
+    </w:p>
+    <w:p>
+      <w:pPr>
+        <w:spacing w:before="0" w:after="0" w:line="259" w:lineRule="auto"/>
+        <w:ind w:left="113"/>
+      </w:pPr>
+      <w:r>
+        <w:rPr>
+          <w:rFonts w:ascii="맑은 고딕" w:hAnsi="맑은 고딕" w:eastAsia="맑은 고딕"/>
+          <w:b w:val="0"/>
+          <w:i w:val="0"/>
+          <w:sz w:val="18"/>
+          <w:u w:val="none"/>
+        </w:rPr>
+        <w:t>⑤ (C) — (B) — (A)</w:t>
+      </w:r>
+    </w:p>
+    <w:p>
+      <w:pPr>
+        <w:spacing w:before="0" w:after="0" w:line="259" w:lineRule="auto"/>
+      </w:pPr>
+    </w:p>
+    <w:p>
+      <w:pPr>
+        <w:spacing w:before="0" w:after="40" w:line="259" w:lineRule="auto"/>
+      </w:pPr>
+    </w:p>
+    <w:p>
+      <w:pPr>
+        <w:keepNext/>
+        <w:spacing w:before="0" w:after="20" w:line="259" w:lineRule="auto"/>
+        <w:ind w:left="0"/>
+      </w:pPr>
+      <w:r>
+        <w:rPr>
+          <w:rFonts w:ascii="맑은 고딕" w:hAnsi="맑은 고딕" w:eastAsia="맑은 고딕"/>
+          <w:b/>
+          <w:i w:val="0"/>
+          <w:sz w:val="18"/>
+          <w:u w:val="none"/>
+        </w:rPr>
+        <w:t>[16~18] 다음 글을 읽고 물음에 답하시오. (L7 본문)</w:t>
+      </w:r>
+    </w:p>
+    <w:p>
+      <w:pPr>
+        <w:spacing w:before="0" w:after="0" w:line="259" w:lineRule="auto"/>
+        <w:ind w:left="0"/>
+      </w:pPr>
+      <w:r>
+        <w:rPr>
+          <w:rFonts w:ascii="맑은 고딕" w:hAnsi="맑은 고딕" w:eastAsia="맑은 고딕"/>
+          <w:b w:val="0"/>
+          <w:i w:val="0"/>
+          <w:sz w:val="18"/>
+          <w:u w:val="none"/>
+        </w:rPr>
+        <w:t xml:space="preserve">This robot helps your family throughout the day. Cooking and cleaning would be easier if you had </w:t>
+      </w:r>
+      <w:r>
+        <w:rPr>
+          <w:rFonts w:ascii="맑은 고딕" w:hAnsi="맑은 고딕" w:eastAsia="맑은 고딕"/>
+          <w:b w:val="0"/>
+          <w:i w:val="0"/>
+          <w:sz w:val="18"/>
+          <w:u w:val="single"/>
+        </w:rPr>
+        <w:t>one</w:t>
+      </w:r>
+      <w:r>
+        <w:rPr>
+          <w:rFonts w:ascii="맑은 고딕" w:hAnsi="맑은 고딕" w:eastAsia="맑은 고딕"/>
+          <w:b w:val="0"/>
+          <w:i w:val="0"/>
+          <w:sz w:val="18"/>
+          <w:u w:val="none"/>
+        </w:rPr>
+        <w:t>. It also talks with family members and can sense emotions.</w:t>
+      </w:r>
+      <w:r>
+        <w:br/>
+      </w:r>
+      <w:r>
+        <w:rPr>
+          <w:rFonts w:ascii="맑은 고딕" w:hAnsi="맑은 고딕" w:eastAsia="맑은 고딕"/>
+          <w:b w:val="0"/>
+          <w:i w:val="0"/>
+          <w:sz w:val="18"/>
+          <w:u w:val="none"/>
+        </w:rPr>
+        <w:t>A self-driving car doesn’t need a driver. With cameras, sensors, and software, it can navigate roads for you so that you can relax and enjoy the ride.</w:t>
+      </w:r>
+      <w:r>
+        <w:br/>
+      </w:r>
+      <w:r>
+        <w:rPr>
+          <w:rFonts w:ascii="맑은 고딕" w:hAnsi="맑은 고딕" w:eastAsia="맑은 고딕"/>
+          <w:b w:val="0"/>
+          <w:i w:val="0"/>
+          <w:sz w:val="18"/>
+          <w:u w:val="none"/>
+        </w:rPr>
+        <w:t>A robot swarm is a large group of robots that can communicate with one another, like ants or bees. They can be used in a variety of places, including farms or building sites. They work on tasks and find solutions as a group.</w:t>
+      </w:r>
+      <w:r>
+        <w:br/>
+      </w:r>
+      <w:r>
+        <w:rPr>
+          <w:rFonts w:ascii="맑은 고딕" w:hAnsi="맑은 고딕" w:eastAsia="맑은 고딕"/>
+          <w:b w:val="0"/>
+          <w:i w:val="0"/>
+          <w:sz w:val="18"/>
+          <w:u w:val="none"/>
+        </w:rPr>
+        <w:t xml:space="preserve">Search-and-rescue robots can go into disaster areas that are dangerous for humans. They find survivors, deal with dangers, and clear routes </w:t>
+      </w:r>
+      <w:r>
+        <w:rPr>
+          <w:rFonts w:ascii="맑은 고딕" w:hAnsi="맑은 고딕" w:eastAsia="맑은 고딕"/>
+          <w:b w:val="0"/>
+          <w:i w:val="0"/>
+          <w:sz w:val="18"/>
+          <w:u w:val="single"/>
+        </w:rPr>
+        <w:t>so that people can escape to safety</w:t>
+      </w:r>
+      <w:r>
+        <w:rPr>
+          <w:rFonts w:ascii="맑은 고딕" w:hAnsi="맑은 고딕" w:eastAsia="맑은 고딕"/>
+          <w:b w:val="0"/>
+          <w:i w:val="0"/>
+          <w:sz w:val="18"/>
+          <w:u w:val="none"/>
+        </w:rPr>
+        <w:t>.</w:t>
+      </w:r>
+    </w:p>
+    <w:p>
+      <w:pPr>
+        <w:spacing w:before="0" w:after="0" w:line="259" w:lineRule="auto"/>
+      </w:pPr>
+    </w:p>
+    <w:p>
+      <w:pPr>
+        <w:keepNext/>
+        <w:spacing w:before="0" w:after="20" w:line="259" w:lineRule="auto"/>
+      </w:pPr>
+      <w:r>
+        <w:rPr>
+          <w:rFonts w:ascii="맑은 고딕" w:hAnsi="맑은 고딕" w:eastAsia="맑은 고딕"/>
+          <w:b/>
+          <w:i w:val="0"/>
+          <w:sz w:val="18"/>
+          <w:u w:val="none"/>
+        </w:rPr>
+        <w:t xml:space="preserve">16. </w:t>
+      </w:r>
+      <w:r>
+        <w:rPr>
+          <w:rFonts w:ascii="맑은 고딕" w:hAnsi="맑은 고딕" w:eastAsia="맑은 고딕"/>
+          <w:b w:val="0"/>
+          <w:i w:val="0"/>
+          <w:sz w:val="18"/>
+          <w:u w:val="none"/>
+        </w:rPr>
+        <w:t xml:space="preserve">윗글의 내용과 일치하지 </w:t>
+      </w:r>
+      <w:r>
+        <w:rPr>
+          <w:rFonts w:ascii="맑은 고딕" w:hAnsi="맑은 고딕" w:eastAsia="맑은 고딕"/>
+          <w:b w:val="0"/>
+          <w:i w:val="0"/>
+          <w:sz w:val="18"/>
+          <w:u w:val="single"/>
+        </w:rPr>
+        <w:t>않는</w:t>
       </w:r>
       <w:r>
         <w:rPr>
@@ -2121,18 +2642,14 @@
           <w:sz w:val="18"/>
           <w:u w:val="none"/>
         </w:rPr>
-        <w:t xml:space="preserve">① robots performed only </w:t>
+        <w:t>① Cooking and cleaning would be easier if you had a home helper robot.</w:t>
       </w:r>
-      <w:r>
-        <w:rPr>
-          <w:rFonts w:ascii="맑은 고딕" w:hAnsi="맑은 고딕" w:eastAsia="맑은 고딕"/>
-          <w:b w:val="0"/>
-          <w:i w:val="0"/>
-          <w:sz w:val="18"/>
-          <w:u w:val="single"/>
-        </w:rPr>
-        <w:t>difficult</w:t>
-      </w:r>
+    </w:p>
+    <w:p>
+      <w:pPr>
+        <w:spacing w:before="0" w:after="0" w:line="259" w:lineRule="auto"/>
+        <w:ind w:left="113"/>
+      </w:pPr>
       <w:r>
         <w:rPr>
           <w:rFonts w:ascii="맑은 고딕" w:hAnsi="맑은 고딕" w:eastAsia="맑은 고딕"/>
@@ -2141,7 +2658,7 @@
           <w:sz w:val="18"/>
           <w:u w:val="none"/>
         </w:rPr>
-        <w:t xml:space="preserve"> tasks → simple</w:t>
+        <w:t>② A home helper robot talks with family members and can sense emotions.</w:t>
       </w:r>
     </w:p>
     <w:p>
@@ -2157,18 +2674,14 @@
           <w:sz w:val="18"/>
           <w:u w:val="none"/>
         </w:rPr>
-        <w:t>② Robots are now getting "</w:t>
+        <w:t>③ A robot swarm is a large group of robots that can communicate with one another.</w:t>
       </w:r>
-      <w:r>
-        <w:rPr>
-          <w:rFonts w:ascii="맑은 고딕" w:hAnsi="맑은 고딕" w:eastAsia="맑은 고딕"/>
-          <w:b w:val="0"/>
-          <w:i w:val="0"/>
-          <w:sz w:val="18"/>
-          <w:u w:val="single"/>
-        </w:rPr>
-        <w:t>simpler</w:t>
-      </w:r>
+    </w:p>
+    <w:p>
+      <w:pPr>
+        <w:spacing w:before="0" w:after="0" w:line="259" w:lineRule="auto"/>
+        <w:ind w:left="113"/>
+      </w:pPr>
       <w:r>
         <w:rPr>
           <w:rFonts w:ascii="맑은 고딕" w:hAnsi="맑은 고딕" w:eastAsia="맑은 고딕"/>
@@ -2177,7 +2690,7 @@
           <w:sz w:val="18"/>
           <w:u w:val="none"/>
         </w:rPr>
-        <w:t>" → smarter</w:t>
+        <w:t>④ A self-driving car needs a human driver to help it navigate and drive safely on roads.</w:t>
       </w:r>
     </w:p>
     <w:p>
@@ -2193,367 +2706,7 @@
           <w:sz w:val="18"/>
           <w:u w:val="none"/>
         </w:rPr>
-        <w:t xml:space="preserve">③ Robots that have AI can </w:t>
-      </w:r>
-      <w:r>
-        <w:rPr>
-          <w:rFonts w:ascii="맑은 고딕" w:hAnsi="맑은 고딕" w:eastAsia="맑은 고딕"/>
-          <w:b w:val="0"/>
-          <w:i w:val="0"/>
-          <w:sz w:val="18"/>
-          <w:u w:val="single"/>
-        </w:rPr>
-        <w:t>avoid</w:t>
-      </w:r>
-      <w:r>
-        <w:rPr>
-          <w:rFonts w:ascii="맑은 고딕" w:hAnsi="맑은 고딕" w:eastAsia="맑은 고딕"/>
-          <w:b w:val="0"/>
-          <w:i w:val="0"/>
-          <w:sz w:val="18"/>
-          <w:u w:val="none"/>
-        </w:rPr>
-        <w:t xml:space="preserve"> environments → perceive</w:t>
-      </w:r>
-    </w:p>
-    <w:p>
-      <w:pPr>
-        <w:spacing w:before="0" w:after="0" w:line="259" w:lineRule="auto"/>
-        <w:ind w:left="113"/>
-      </w:pPr>
-      <w:r>
-        <w:rPr>
-          <w:rFonts w:ascii="맑은 고딕" w:hAnsi="맑은 고딕" w:eastAsia="맑은 고딕"/>
-          <w:b w:val="0"/>
-          <w:i w:val="0"/>
-          <w:sz w:val="18"/>
-          <w:u w:val="none"/>
-        </w:rPr>
-        <w:t xml:space="preserve">④ AI speakers can ... </w:t>
-      </w:r>
-      <w:r>
-        <w:rPr>
-          <w:rFonts w:ascii="맑은 고딕" w:hAnsi="맑은 고딕" w:eastAsia="맑은 고딕"/>
-          <w:b w:val="0"/>
-          <w:i w:val="0"/>
-          <w:sz w:val="18"/>
-          <w:u w:val="single"/>
-        </w:rPr>
-        <w:t>follow</w:t>
-      </w:r>
-      <w:r>
-        <w:rPr>
-          <w:rFonts w:ascii="맑은 고딕" w:hAnsi="맑은 고딕" w:eastAsia="맑은 고딕"/>
-          <w:b w:val="0"/>
-          <w:i w:val="0"/>
-          <w:sz w:val="18"/>
-          <w:u w:val="none"/>
-        </w:rPr>
-        <w:t xml:space="preserve"> machines in your home → control</w:t>
-      </w:r>
-    </w:p>
-    <w:p>
-      <w:pPr>
-        <w:spacing w:before="0" w:after="0" w:line="259" w:lineRule="auto"/>
-        <w:ind w:left="113"/>
-      </w:pPr>
-      <w:r>
-        <w:rPr>
-          <w:rFonts w:ascii="맑은 고딕" w:hAnsi="맑은 고딕" w:eastAsia="맑은 고딕"/>
-          <w:b w:val="0"/>
-          <w:i w:val="0"/>
-          <w:sz w:val="18"/>
-          <w:u w:val="none"/>
-        </w:rPr>
-        <w:t xml:space="preserve">⑤ Some people expect life to become </w:t>
-      </w:r>
-      <w:r>
-        <w:rPr>
-          <w:rFonts w:ascii="맑은 고딕" w:hAnsi="맑은 고딕" w:eastAsia="맑은 고딕"/>
-          <w:b w:val="0"/>
-          <w:i w:val="0"/>
-          <w:sz w:val="18"/>
-          <w:u w:val="single"/>
-        </w:rPr>
-        <w:t>richer</w:t>
-      </w:r>
-      <w:r>
-        <w:rPr>
-          <w:rFonts w:ascii="맑은 고딕" w:hAnsi="맑은 고딕" w:eastAsia="맑은 고딕"/>
-          <w:b w:val="0"/>
-          <w:i w:val="0"/>
-          <w:sz w:val="18"/>
-          <w:u w:val="none"/>
-        </w:rPr>
-        <w:t xml:space="preserve"> → more expensive</w:t>
-      </w:r>
-    </w:p>
-    <w:p>
-      <w:pPr>
-        <w:spacing w:before="0" w:after="0" w:line="259" w:lineRule="auto"/>
-      </w:pPr>
-    </w:p>
-    <w:p>
-      <w:pPr>
-        <w:spacing w:before="0" w:after="40" w:line="259" w:lineRule="auto"/>
-      </w:pPr>
-    </w:p>
-    <w:p>
-      <w:pPr>
-        <w:keepNext/>
-        <w:spacing w:before="0" w:after="20" w:line="259" w:lineRule="auto"/>
-      </w:pPr>
-      <w:r>
-        <w:rPr>
-          <w:rFonts w:ascii="맑은 고딕" w:hAnsi="맑은 고딕" w:eastAsia="맑은 고딕"/>
-          <w:b/>
-          <w:i w:val="0"/>
-          <w:sz w:val="18"/>
-          <w:u w:val="none"/>
-        </w:rPr>
-        <w:t xml:space="preserve">15. </w:t>
-      </w:r>
-      <w:r>
-        <w:rPr>
-          <w:rFonts w:ascii="맑은 고딕" w:hAnsi="맑은 고딕" w:eastAsia="맑은 고딕"/>
-          <w:b w:val="0"/>
-          <w:i w:val="0"/>
-          <w:sz w:val="18"/>
-          <w:u w:val="none"/>
-        </w:rPr>
-        <w:t xml:space="preserve">프린트 C-1이 F인 이유로 가장 알맞은 것은? </w:t>
-      </w:r>
-      <w:r>
-        <w:rPr>
-          <w:rFonts w:ascii="맑은 고딕" w:hAnsi="맑은 고딕" w:eastAsia="맑은 고딕"/>
-          <w:b w:val="0"/>
-          <w:i w:val="0"/>
-          <w:sz w:val="18"/>
-          <w:u w:val="none"/>
-        </w:rPr>
-        <w:t>(3점)</w:t>
-      </w:r>
-    </w:p>
-    <w:p>
-      <w:pPr>
-        <w:spacing w:before="0" w:after="20" w:line="259" w:lineRule="auto"/>
-        <w:ind w:left="57"/>
-      </w:pPr>
-      <w:r>
-        <w:rPr>
-          <w:rFonts w:ascii="맑은 고딕" w:hAnsi="맑은 고딕" w:eastAsia="맑은 고딕"/>
-          <w:b w:val="0"/>
-          <w:i w:val="0"/>
-          <w:sz w:val="18"/>
-          <w:u w:val="none"/>
-        </w:rPr>
-        <w:t>C-1 Modern robots are now capable of thinking completely like humans on their own without the need for programming or AI development.</w:t>
-      </w:r>
-    </w:p>
-    <w:p>
-      <w:pPr>
-        <w:spacing w:before="0" w:after="0" w:line="259" w:lineRule="auto"/>
-        <w:ind w:left="113"/>
-      </w:pPr>
-      <w:r>
-        <w:rPr>
-          <w:rFonts w:ascii="맑은 고딕" w:hAnsi="맑은 고딕" w:eastAsia="맑은 고딕"/>
-          <w:b w:val="0"/>
-          <w:i w:val="0"/>
-          <w:sz w:val="18"/>
-          <w:u w:val="none"/>
-        </w:rPr>
-        <w:t>① 로봇은 영화와 책에만 나오기 때문에</w:t>
-      </w:r>
-    </w:p>
-    <w:p>
-      <w:pPr>
-        <w:spacing w:before="0" w:after="0" w:line="259" w:lineRule="auto"/>
-        <w:ind w:left="113"/>
-      </w:pPr>
-      <w:r>
-        <w:rPr>
-          <w:rFonts w:ascii="맑은 고딕" w:hAnsi="맑은 고딕" w:eastAsia="맑은 고딕"/>
-          <w:b w:val="0"/>
-          <w:i w:val="0"/>
-          <w:sz w:val="18"/>
-          <w:u w:val="none"/>
-        </w:rPr>
-        <w:t>② 로봇은 생각할 필요가 전혀 없기 때문에</w:t>
-      </w:r>
-    </w:p>
-    <w:p>
-      <w:pPr>
-        <w:spacing w:before="0" w:after="0" w:line="259" w:lineRule="auto"/>
-        <w:ind w:left="113"/>
-      </w:pPr>
-      <w:r>
-        <w:rPr>
-          <w:rFonts w:ascii="맑은 고딕" w:hAnsi="맑은 고딕" w:eastAsia="맑은 고딕"/>
-          <w:b w:val="0"/>
-          <w:i w:val="0"/>
-          <w:sz w:val="18"/>
-          <w:u w:val="none"/>
-        </w:rPr>
-        <w:t>③ 로봇은 프로그래밍 없이도 모든 일을 할 수 있기 때문에</w:t>
-      </w:r>
-    </w:p>
-    <w:p>
-      <w:pPr>
-        <w:spacing w:before="0" w:after="0" w:line="259" w:lineRule="auto"/>
-        <w:ind w:left="113"/>
-      </w:pPr>
-      <w:r>
-        <w:rPr>
-          <w:rFonts w:ascii="맑은 고딕" w:hAnsi="맑은 고딕" w:eastAsia="맑은 고딕"/>
-          <w:b w:val="0"/>
-          <w:i w:val="0"/>
-          <w:sz w:val="18"/>
-          <w:u w:val="none"/>
-        </w:rPr>
-        <w:t>④ 로봇이 곧 인간처럼 생각할 수 있을지도 모른다는 전망일 뿐이고, 그것을 가능하게 하는 것은 AI이기 때문에</w:t>
-      </w:r>
-    </w:p>
-    <w:p>
-      <w:pPr>
-        <w:spacing w:before="0" w:after="0" w:line="259" w:lineRule="auto"/>
-        <w:ind w:left="113"/>
-      </w:pPr>
-      <w:r>
-        <w:rPr>
-          <w:rFonts w:ascii="맑은 고딕" w:hAnsi="맑은 고딕" w:eastAsia="맑은 고딕"/>
-          <w:b w:val="0"/>
-          <w:i w:val="0"/>
-          <w:sz w:val="18"/>
-          <w:u w:val="none"/>
-        </w:rPr>
-        <w:t>⑤ 현대 로봇은 쉬운 일만 할 수 있기 때문에</w:t>
-      </w:r>
-    </w:p>
-    <w:p>
-      <w:pPr>
-        <w:spacing w:before="0" w:after="0" w:line="259" w:lineRule="auto"/>
-      </w:pPr>
-    </w:p>
-    <w:p>
-      <w:pPr>
-        <w:spacing w:before="0" w:after="40" w:line="259" w:lineRule="auto"/>
-      </w:pPr>
-    </w:p>
-    <w:p>
-      <w:pPr>
-        <w:keepNext/>
-        <w:spacing w:before="0" w:after="20" w:line="259" w:lineRule="auto"/>
-      </w:pPr>
-      <w:r>
-        <w:rPr>
-          <w:rFonts w:ascii="맑은 고딕" w:hAnsi="맑은 고딕" w:eastAsia="맑은 고딕"/>
-          <w:b/>
-          <w:i w:val="0"/>
-          <w:sz w:val="18"/>
-          <w:u w:val="none"/>
-        </w:rPr>
-        <w:t xml:space="preserve">16. </w:t>
-      </w:r>
-      <w:r>
-        <w:rPr>
-          <w:rFonts w:ascii="맑은 고딕" w:hAnsi="맑은 고딕" w:eastAsia="맑은 고딕"/>
-          <w:b w:val="0"/>
-          <w:i w:val="0"/>
-          <w:sz w:val="18"/>
-          <w:u w:val="none"/>
-        </w:rPr>
-        <w:t xml:space="preserve">본문과 프린트를 바탕으로 자율 주행차에 대한 설명으로 옳은 것은? </w:t>
-      </w:r>
-      <w:r>
-        <w:rPr>
-          <w:rFonts w:ascii="맑은 고딕" w:hAnsi="맑은 고딕" w:eastAsia="맑은 고딕"/>
-          <w:b w:val="0"/>
-          <w:i w:val="0"/>
-          <w:sz w:val="18"/>
-          <w:u w:val="none"/>
-        </w:rPr>
-        <w:t>(3점)</w:t>
-      </w:r>
-    </w:p>
-    <w:p>
-      <w:pPr>
-        <w:spacing w:before="0" w:after="0" w:line="259" w:lineRule="auto"/>
-        <w:ind w:left="113"/>
-      </w:pPr>
-      <w:r>
-        <w:rPr>
-          <w:rFonts w:ascii="맑은 고딕" w:hAnsi="맑은 고딕" w:eastAsia="맑은 고딕"/>
-          <w:b w:val="0"/>
-          <w:i w:val="0"/>
-          <w:sz w:val="18"/>
-          <w:u w:val="none"/>
-        </w:rPr>
-        <w:t>① It uses cameras, sensors, and software to navigate roads.</w:t>
-      </w:r>
-    </w:p>
-    <w:p>
-      <w:pPr>
-        <w:spacing w:before="0" w:after="0" w:line="259" w:lineRule="auto"/>
-        <w:ind w:left="113"/>
-      </w:pPr>
-      <w:r>
-        <w:rPr>
-          <w:rFonts w:ascii="맑은 고딕" w:hAnsi="맑은 고딕" w:eastAsia="맑은 고딕"/>
-          <w:b w:val="0"/>
-          <w:i w:val="0"/>
-          <w:sz w:val="18"/>
-          <w:u w:val="none"/>
-        </w:rPr>
-        <w:t>② It needs a human driver to drive safely.</w:t>
-      </w:r>
-    </w:p>
-    <w:p>
-      <w:pPr>
-        <w:spacing w:before="0" w:after="0" w:line="259" w:lineRule="auto"/>
-        <w:ind w:left="113"/>
-      </w:pPr>
-      <w:r>
-        <w:rPr>
-          <w:rFonts w:ascii="맑은 고딕" w:hAnsi="맑은 고딕" w:eastAsia="맑은 고딕"/>
-          <w:b w:val="0"/>
-          <w:i w:val="0"/>
-          <w:sz w:val="18"/>
-          <w:u w:val="none"/>
-        </w:rPr>
-        <w:t>③ It works with other cars like ants or bees.</w:t>
-      </w:r>
-    </w:p>
-    <w:p>
-      <w:pPr>
-        <w:spacing w:before="0" w:after="0" w:line="259" w:lineRule="auto"/>
-        <w:ind w:left="113"/>
-      </w:pPr>
-      <w:r>
-        <w:rPr>
-          <w:rFonts w:ascii="맑은 고딕" w:hAnsi="맑은 고딕" w:eastAsia="맑은 고딕"/>
-          <w:b w:val="0"/>
-          <w:i w:val="0"/>
-          <w:sz w:val="18"/>
-          <w:u w:val="none"/>
-        </w:rPr>
-        <w:t>④ It is used mainly in disaster areas.</w:t>
-      </w:r>
-    </w:p>
-    <w:p>
-      <w:pPr>
-        <w:spacing w:before="0" w:after="0" w:line="259" w:lineRule="auto"/>
-        <w:ind w:left="113"/>
-      </w:pPr>
-      <w:r>
-        <w:rPr>
-          <w:rFonts w:ascii="맑은 고딕" w:hAnsi="맑은 고딕" w:eastAsia="맑은 고딕"/>
-          <w:b w:val="0"/>
-          <w:i w:val="0"/>
-          <w:sz w:val="18"/>
-          <w:u w:val="none"/>
-        </w:rPr>
-        <w:t>⑤ It can sense the driver's emotions.</w:t>
+        <w:t>⑤ Search-and-rescue robots find survivors and deal with dangers.</w:t>
       </w:r>
     </w:p>
     <w:p>
@@ -2589,7 +2742,17 @@
           <w:sz w:val="18"/>
           <w:u w:val="none"/>
         </w:rPr>
-        <w:t xml:space="preserve">프린트 C-5의 의미로 가장 알맞은 것은? </w:t>
+        <w:t xml:space="preserve">윗글의 밑줄 친 </w:t>
+      </w:r>
+      <w:r>
+        <w:rPr>
+          <w:rFonts w:ascii="맑은 고딕" w:hAnsi="맑은 고딕" w:eastAsia="맑은 고딕"/>
+          <w:b w:val="0"/>
+          <w:i w:val="0"/>
+          <w:sz w:val="18"/>
+          <w:u w:val="single"/>
+        </w:rPr>
+        <w:t>one</w:t>
       </w:r>
       <w:r>
         <w:rPr>
@@ -2599,14 +2762,8 @@
           <w:sz w:val="18"/>
           <w:u w:val="none"/>
         </w:rPr>
-        <w:t>(4점)</w:t>
+        <w:t xml:space="preserve">이 가리키는 것으로 알맞은 것은? </w:t>
       </w:r>
-    </w:p>
-    <w:p>
-      <w:pPr>
-        <w:spacing w:before="0" w:after="20" w:line="259" w:lineRule="auto"/>
-        <w:ind w:left="57"/>
-      </w:pPr>
       <w:r>
         <w:rPr>
           <w:rFonts w:ascii="맑은 고딕" w:hAnsi="맑은 고딕" w:eastAsia="맑은 고딕"/>
@@ -2615,7 +2772,7 @@
           <w:sz w:val="18"/>
           <w:u w:val="none"/>
         </w:rPr>
-        <w:t>C-5 Although the author acknowledges that the future with robots appears promising, they emphasize that society must address potential risks.</w:t>
+        <w:t>(3점)</w:t>
       </w:r>
     </w:p>
     <w:p>
@@ -2631,7 +2788,7 @@
           <w:sz w:val="18"/>
           <w:u w:val="none"/>
         </w:rPr>
-        <w:t>① 글쓴이는 로봇과의 미래가 어둡다고 단정한다.</w:t>
+        <w:t>① a home helper robot</w:t>
       </w:r>
     </w:p>
     <w:p>
@@ -2647,7 +2804,7 @@
           <w:sz w:val="18"/>
           <w:u w:val="none"/>
         </w:rPr>
-        <w:t>② 글쓴이는 로봇이 일자리를 늘릴 것이라고 확신한다.</w:t>
+        <w:t>② a self-driving car</w:t>
       </w:r>
     </w:p>
     <w:p>
@@ -2663,7 +2820,7 @@
           <w:sz w:val="18"/>
           <w:u w:val="none"/>
         </w:rPr>
-        <w:t>③ 글쓴이는 로봇의 위험은 없다고 강조한다.</w:t>
+        <w:t>③ a robot swarm</w:t>
       </w:r>
     </w:p>
     <w:p>
@@ -2679,7 +2836,7 @@
           <w:sz w:val="18"/>
           <w:u w:val="none"/>
         </w:rPr>
-        <w:t>④ 글쓴이는 사회가 로봇 개발을 멈춰야 한다고 주장한다.</w:t>
+        <w:t>④ a search-and-rescue robot</w:t>
       </w:r>
     </w:p>
     <w:p>
@@ -2695,7 +2852,7 @@
           <w:sz w:val="18"/>
           <w:u w:val="none"/>
         </w:rPr>
-        <w:t>⑤ 글쓴이는 로봇과의 미래가 유망하다는 것은 인정하지만, 사회가 잠재적 위험에 대처해야 한다고 강조한다.</w:t>
+        <w:t>⑤ an AI speaker</w:t>
       </w:r>
     </w:p>
     <w:p>
@@ -2731,7 +2888,27 @@
           <w:sz w:val="18"/>
           <w:u w:val="none"/>
         </w:rPr>
-        <w:t xml:space="preserve">프린트 C-4에서 로봇 군집을 개미나 벌에 비유한 이유로 가장 알맞은 것은? </w:t>
+        <w:t xml:space="preserve">윗글의 밑줄 친 </w:t>
+      </w:r>
+      <w:r>
+        <w:rPr>
+          <w:rFonts w:ascii="맑은 고딕" w:hAnsi="맑은 고딕" w:eastAsia="맑은 고딕"/>
+          <w:b w:val="0"/>
+          <w:i w:val="0"/>
+          <w:sz w:val="18"/>
+          <w:u w:val="single"/>
+        </w:rPr>
+        <w:t>so that people can escape to safety</w:t>
+      </w:r>
+      <w:r>
+        <w:rPr>
+          <w:rFonts w:ascii="맑은 고딕" w:hAnsi="맑은 고딕" w:eastAsia="맑은 고딕"/>
+          <w:b w:val="0"/>
+          <w:i w:val="0"/>
+          <w:sz w:val="18"/>
+          <w:u w:val="none"/>
+        </w:rPr>
+        <w:t xml:space="preserve">의 의미로 알맞은 것은? </w:t>
       </w:r>
       <w:r>
         <w:rPr>
@@ -2757,7 +2934,7 @@
           <w:sz w:val="18"/>
           <w:u w:val="none"/>
         </w:rPr>
-        <w:t>① They are very small and can fly.</w:t>
+        <w:t>① 로봇이 더 빨리 이동할 수 있도록</w:t>
       </w:r>
     </w:p>
     <w:p>
@@ -2773,7 +2950,7 @@
           <w:sz w:val="18"/>
           <w:u w:val="none"/>
         </w:rPr>
-        <w:t>② They live on farms.</w:t>
+        <w:t>② 생존자를 찾을 수 있도록</w:t>
       </w:r>
     </w:p>
     <w:p>
@@ -2789,7 +2966,7 @@
           <w:sz w:val="18"/>
           <w:u w:val="none"/>
         </w:rPr>
-        <w:t>③ They can talk with each other and work on tasks as a group.</w:t>
+        <w:t>③ 사람들이 안전한 곳으로 대피할 수 있도록</w:t>
       </w:r>
     </w:p>
     <w:p>
@@ -2805,7 +2982,7 @@
           <w:sz w:val="18"/>
           <w:u w:val="none"/>
         </w:rPr>
-        <w:t>④ They can make honey.</w:t>
+        <w:t>④ 재난 지역을 촬영할 수 있도록</w:t>
       </w:r>
     </w:p>
     <w:p>
@@ -2821,7 +2998,7 @@
           <w:sz w:val="18"/>
           <w:u w:val="none"/>
         </w:rPr>
-        <w:t>⑤ They are dangerous to humans.</w:t>
+        <w:t>⑤ 위험을 피할 수 있도록</w:t>
       </w:r>
     </w:p>
     <w:p>
@@ -2857,7 +3034,7 @@
           <w:sz w:val="18"/>
           <w:u w:val="none"/>
         </w:rPr>
-        <w:t xml:space="preserve">프린트 C의 문장 중 본문과 일치하는(T) 것만 바르게 고른 것은? </w:t>
+        <w:t xml:space="preserve">L7 본문의 요지로 가장 알맞은 것은? </w:t>
       </w:r>
       <w:r>
         <w:rPr>
@@ -2867,13 +3044,13 @@
           <w:sz w:val="18"/>
           <w:u w:val="none"/>
         </w:rPr>
-        <w:t>(4점)</w:t>
+        <w:t>(3점)</w:t>
       </w:r>
     </w:p>
     <w:p>
       <w:pPr>
-        <w:spacing w:before="0" w:after="20" w:line="259" w:lineRule="auto"/>
-        <w:ind w:left="57"/>
+        <w:spacing w:before="0" w:after="0" w:line="259" w:lineRule="auto"/>
+        <w:ind w:left="113"/>
       </w:pPr>
       <w:r>
         <w:rPr>
@@ -2883,11 +3060,14 @@
           <w:sz w:val="18"/>
           <w:u w:val="none"/>
         </w:rPr>
-        <w:t>C-1 Modern robots are now capable of thinking completely like humans without AI development.</w:t>
+        <w:t>① 로봇은 위험하므로 사용하지 말아야 한다.</w:t>
       </w:r>
-      <w:r>
-        <w:br/>
-      </w:r>
+    </w:p>
+    <w:p>
+      <w:pPr>
+        <w:spacing w:before="0" w:after="0" w:line="259" w:lineRule="auto"/>
+        <w:ind w:left="113"/>
+      </w:pPr>
       <w:r>
         <w:rPr>
           <w:rFonts w:ascii="맑은 고딕" w:hAnsi="맑은 고딕" w:eastAsia="맑은 고딕"/>
@@ -2896,11 +3076,14 @@
           <w:sz w:val="18"/>
           <w:u w:val="none"/>
         </w:rPr>
-        <w:t>C-2 Current AI-equipped robots have the ability to perceive their surroundings and make independent decisions.</w:t>
+        <w:t>② AI로 똑똑해진 로봇이 생활 곳곳을 돕고 있으며, 좋은 일에만 쓰이도록 해결책을 찾아야 한다.</w:t>
       </w:r>
-      <w:r>
-        <w:br/>
-      </w:r>
+    </w:p>
+    <w:p>
+      <w:pPr>
+        <w:spacing w:before="0" w:after="0" w:line="259" w:lineRule="auto"/>
+        <w:ind w:left="113"/>
+      </w:pPr>
       <w:r>
         <w:rPr>
           <w:rFonts w:ascii="맑은 고딕" w:hAnsi="맑은 고딕" w:eastAsia="맑은 고딕"/>
@@ -2909,11 +3092,14 @@
           <w:sz w:val="18"/>
           <w:u w:val="none"/>
         </w:rPr>
-        <w:t>C-3 A self-driving car needs a human driver.</w:t>
+        <w:t>③ 로봇은 영화 속에서만 존재한다.</w:t>
       </w:r>
-      <w:r>
-        <w:br/>
-      </w:r>
+    </w:p>
+    <w:p>
+      <w:pPr>
+        <w:spacing w:before="0" w:after="0" w:line="259" w:lineRule="auto"/>
+        <w:ind w:left="113"/>
+      </w:pPr>
       <w:r>
         <w:rPr>
           <w:rFonts w:ascii="맑은 고딕" w:hAnsi="맑은 고딕" w:eastAsia="맑은 고딕"/>
@@ -2922,11 +3108,14 @@
           <w:sz w:val="18"/>
           <w:u w:val="none"/>
         </w:rPr>
-        <w:t>C-4 Robot swarms can talk with each other and work on tasks as a group.</w:t>
+        <w:t>④ 자율 주행차가 가장 중요한 로봇이다.</w:t>
       </w:r>
-      <w:r>
-        <w:br/>
-      </w:r>
+    </w:p>
+    <w:p>
+      <w:pPr>
+        <w:spacing w:before="0" w:after="0" w:line="259" w:lineRule="auto"/>
+        <w:ind w:left="113"/>
+      </w:pPr>
       <w:r>
         <w:rPr>
           <w:rFonts w:ascii="맑은 고딕" w:hAnsi="맑은 고딕" w:eastAsia="맑은 고딕"/>
@@ -2935,104 +3124,13 @@
           <w:sz w:val="18"/>
           <w:u w:val="none"/>
         </w:rPr>
-        <w:t>C-5 The author emphasizes that society must address potential risks of robots.</w:t>
+        <w:t>⑤ 로봇은 인간의 일자리를 늘려 줄 것이다.</w:t>
       </w:r>
     </w:p>
     <w:p>
       <w:pPr>
-        <w:spacing w:before="0" w:after="20" w:line="259" w:lineRule="auto"/>
-        <w:ind w:left="113"/>
-      </w:pPr>
-      <w:r>
-        <w:rPr>
-          <w:rFonts w:ascii="맑은 고딕" w:hAnsi="맑은 고딕" w:eastAsia="맑은 고딕"/>
-          <w:b w:val="0"/>
-          <w:i w:val="0"/>
-          <w:sz w:val="18"/>
-          <w:u w:val="none"/>
-        </w:rPr>
-        <w:t>① C-1, C-2</w:t>
-      </w:r>
-      <w:r>
-        <w:rPr>
-          <w:rFonts w:ascii="맑은 고딕" w:hAnsi="맑은 고딕" w:eastAsia="맑은 고딕"/>
-          <w:b w:val="0"/>
-          <w:i w:val="0"/>
-          <w:sz w:val="18"/>
-          <w:u w:val="none"/>
-        </w:rPr>
-        <w:t xml:space="preserve">    </w:t>
-      </w:r>
-      <w:r>
-        <w:rPr>
-          <w:rFonts w:ascii="맑은 고딕" w:hAnsi="맑은 고딕" w:eastAsia="맑은 고딕"/>
-          <w:b w:val="0"/>
-          <w:i w:val="0"/>
-          <w:sz w:val="18"/>
-          <w:u w:val="none"/>
-        </w:rPr>
-        <w:t>② C-2, C-3</w:t>
-      </w:r>
-      <w:r>
-        <w:rPr>
-          <w:rFonts w:ascii="맑은 고딕" w:hAnsi="맑은 고딕" w:eastAsia="맑은 고딕"/>
-          <w:b w:val="0"/>
-          <w:i w:val="0"/>
-          <w:sz w:val="18"/>
-          <w:u w:val="none"/>
-        </w:rPr>
-        <w:t xml:space="preserve">    </w:t>
-      </w:r>
-      <w:r>
-        <w:rPr>
-          <w:rFonts w:ascii="맑은 고딕" w:hAnsi="맑은 고딕" w:eastAsia="맑은 고딕"/>
-          <w:b w:val="0"/>
-          <w:i w:val="0"/>
-          <w:sz w:val="18"/>
-          <w:u w:val="none"/>
-        </w:rPr>
-        <w:t>③ C-2, C-4, C-5</w:t>
-      </w:r>
-      <w:r>
-        <w:rPr>
-          <w:rFonts w:ascii="맑은 고딕" w:hAnsi="맑은 고딕" w:eastAsia="맑은 고딕"/>
-          <w:b w:val="0"/>
-          <w:i w:val="0"/>
-          <w:sz w:val="18"/>
-          <w:u w:val="none"/>
-        </w:rPr>
-        <w:t xml:space="preserve">    </w:t>
-      </w:r>
-      <w:r>
-        <w:rPr>
-          <w:rFonts w:ascii="맑은 고딕" w:hAnsi="맑은 고딕" w:eastAsia="맑은 고딕"/>
-          <w:b w:val="0"/>
-          <w:i w:val="0"/>
-          <w:sz w:val="18"/>
-          <w:u w:val="none"/>
-        </w:rPr>
-        <w:t>④ C-1, C-4, C-5</w:t>
-      </w:r>
-      <w:r>
-        <w:rPr>
-          <w:rFonts w:ascii="맑은 고딕" w:hAnsi="맑은 고딕" w:eastAsia="맑은 고딕"/>
-          <w:b w:val="0"/>
-          <w:i w:val="0"/>
-          <w:sz w:val="18"/>
-          <w:u w:val="none"/>
-        </w:rPr>
-        <w:t xml:space="preserve">    </w:t>
-      </w:r>
-      <w:r>
-        <w:rPr>
-          <w:rFonts w:ascii="맑은 고딕" w:hAnsi="맑은 고딕" w:eastAsia="맑은 고딕"/>
-          <w:b w:val="0"/>
-          <w:i w:val="0"/>
-          <w:sz w:val="18"/>
-          <w:u w:val="none"/>
-        </w:rPr>
-        <w:t>⑤ C-3, C-4, C-5</w:t>
-      </w:r>
+        <w:spacing w:before="0" w:after="0" w:line="259" w:lineRule="auto"/>
+      </w:pPr>
     </w:p>
     <w:p>
       <w:pPr>
@@ -3062,7 +3160,17 @@
           <w:sz w:val="18"/>
           <w:u w:val="none"/>
         </w:rPr>
-        <w:t xml:space="preserve">L7 본문(Future Changes through Technology)의 요지로 가장 알맞은 것은? </w:t>
+        <w:t xml:space="preserve">L7 본문에서 자율 주행차(Self-Driving Car)와 관련 </w:t>
+      </w:r>
+      <w:r>
+        <w:rPr>
+          <w:rFonts w:ascii="맑은 고딕" w:hAnsi="맑은 고딕" w:eastAsia="맑은 고딕"/>
+          <w:b w:val="0"/>
+          <w:i w:val="0"/>
+          <w:sz w:val="18"/>
+          <w:u w:val="single"/>
+        </w:rPr>
+        <w:t>없는</w:t>
       </w:r>
       <w:r>
         <w:rPr>
@@ -3072,14 +3180,8 @@
           <w:sz w:val="18"/>
           <w:u w:val="none"/>
         </w:rPr>
-        <w:t>(3점)</w:t>
+        <w:t xml:space="preserve"> 것은? </w:t>
       </w:r>
-    </w:p>
-    <w:p>
-      <w:pPr>
-        <w:spacing w:before="0" w:after="0" w:line="259" w:lineRule="auto"/>
-        <w:ind w:left="113"/>
-      </w:pPr>
       <w:r>
         <w:rPr>
           <w:rFonts w:ascii="맑은 고딕" w:hAnsi="맑은 고딕" w:eastAsia="맑은 고딕"/>
@@ -3088,7 +3190,7 @@
           <w:sz w:val="18"/>
           <w:u w:val="none"/>
         </w:rPr>
-        <w:t>① 로봇은 위험하므로 사용하지 말아야 한다.</w:t>
+        <w:t>(4점)</w:t>
       </w:r>
     </w:p>
     <w:p>
@@ -3104,7 +3206,7 @@
           <w:sz w:val="18"/>
           <w:u w:val="none"/>
         </w:rPr>
-        <w:t>② 자율 주행차가 가장 중요한 로봇이다.</w:t>
+        <w:t>① no driver</w:t>
       </w:r>
     </w:p>
     <w:p>
@@ -3120,7 +3222,7 @@
           <w:sz w:val="18"/>
           <w:u w:val="none"/>
         </w:rPr>
-        <w:t>③ 로봇은 영화 속에서만 존재한다.</w:t>
+        <w:t>② navigate roads</w:t>
       </w:r>
     </w:p>
     <w:p>
@@ -3136,7 +3238,7 @@
           <w:sz w:val="18"/>
           <w:u w:val="none"/>
         </w:rPr>
-        <w:t>④ AI로 똑똑해진 로봇이 생활 곳곳을 돕고 있으며, 좋은 일에만 쓰이도록 해결책을 찾아야 한다.</w:t>
+        <w:t>③ cameras, sensors, and software</w:t>
       </w:r>
     </w:p>
     <w:p>
@@ -3152,7 +3254,23 @@
           <w:sz w:val="18"/>
           <w:u w:val="none"/>
         </w:rPr>
-        <w:t>⑤ 로봇은 인간의 일자리를 늘려 줄 것이다.</w:t>
+        <w:t>④ relax and enjoy the ride</w:t>
+      </w:r>
+    </w:p>
+    <w:p>
+      <w:pPr>
+        <w:spacing w:before="0" w:after="0" w:line="259" w:lineRule="auto"/>
+        <w:ind w:left="113"/>
+      </w:pPr>
+      <w:r>
+        <w:rPr>
+          <w:rFonts w:ascii="맑은 고딕" w:hAnsi="맑은 고딕" w:eastAsia="맑은 고딕"/>
+          <w:b w:val="0"/>
+          <w:i w:val="0"/>
+          <w:sz w:val="18"/>
+          <w:u w:val="none"/>
+        </w:rPr>
+        <w:t>⑤ communicate with one another</w:t>
       </w:r>
     </w:p>
     <w:p>
@@ -3171,8 +3289,8 @@
           <w:type w:val="continuous"/>
           <w:pgSz w:w="11906" w:h="16838"/>
           <w:pgMar w:top="680" w:right="794" w:bottom="624" w:left="794" w:header="720" w:footer="720" w:gutter="0"/>
+          <w:docGrid w:linePitch="360"/>
           <w:cols w:num="2" w:space="360" w:sep="1"/>
-          <w:docGrid w:linePitch="360"/>
         </w:sectPr>
       </w:pPr>
     </w:p>
@@ -3188,7 +3306,7 @@
           <w:sz w:val="22"/>
           <w:u w:val="none"/>
         </w:rPr>
-        <w:t>학교프린트 그 외 전문문제 — L5 Before/After You Read · L7 After You Read — 정답</w:t>
+        <w:t>학교프린트 교과서 활동 전문문제 — L5 · L7 본문 + After You Read — 정답</w:t>
       </w:r>
     </w:p>
     <w:p>
@@ -3204,6 +3322,26 @@
           <w:u w:val="none"/>
         </w:rPr>
         <w:t xml:space="preserve">1 </w:t>
+      </w:r>
+      <w:r>
+        <w:rPr>
+          <w:rFonts w:ascii="맑은 고딕" w:hAnsi="맑은 고딕" w:eastAsia="맑은 고딕"/>
+          <w:b w:val="0"/>
+          <w:i w:val="0"/>
+          <w:sz w:val="19"/>
+          <w:u w:val="none"/>
+        </w:rPr>
+        <w:t xml:space="preserve">①   │   </w:t>
+      </w:r>
+      <w:r>
+        <w:rPr>
+          <w:rFonts w:ascii="맑은 고딕" w:hAnsi="맑은 고딕" w:eastAsia="맑은 고딕"/>
+          <w:b/>
+          <w:i w:val="0"/>
+          <w:sz w:val="19"/>
+          <w:u w:val="none"/>
+        </w:rPr>
+        <w:t xml:space="preserve">2 </w:t>
       </w:r>
       <w:r>
         <w:rPr>
@@ -3223,7 +3361,7 @@
           <w:sz w:val="19"/>
           <w:u w:val="none"/>
         </w:rPr>
-        <w:t xml:space="preserve">2 </w:t>
+        <w:t xml:space="preserve">3 </w:t>
       </w:r>
       <w:r>
         <w:rPr>
@@ -3243,7 +3381,67 @@
           <w:sz w:val="19"/>
           <w:u w:val="none"/>
         </w:rPr>
-        <w:t xml:space="preserve">3 </w:t>
+        <w:t xml:space="preserve">4 </w:t>
+      </w:r>
+      <w:r>
+        <w:rPr>
+          <w:rFonts w:ascii="맑은 고딕" w:hAnsi="맑은 고딕" w:eastAsia="맑은 고딕"/>
+          <w:b w:val="0"/>
+          <w:i w:val="0"/>
+          <w:sz w:val="19"/>
+          <w:u w:val="none"/>
+        </w:rPr>
+        <w:t xml:space="preserve">④   │   </w:t>
+      </w:r>
+      <w:r>
+        <w:rPr>
+          <w:rFonts w:ascii="맑은 고딕" w:hAnsi="맑은 고딕" w:eastAsia="맑은 고딕"/>
+          <w:b/>
+          <w:i w:val="0"/>
+          <w:sz w:val="19"/>
+          <w:u w:val="none"/>
+        </w:rPr>
+        <w:t xml:space="preserve">5 </w:t>
+      </w:r>
+      <w:r>
+        <w:rPr>
+          <w:rFonts w:ascii="맑은 고딕" w:hAnsi="맑은 고딕" w:eastAsia="맑은 고딕"/>
+          <w:b w:val="0"/>
+          <w:i w:val="0"/>
+          <w:sz w:val="19"/>
+          <w:u w:val="none"/>
+        </w:rPr>
+        <w:t xml:space="preserve">⑤   │   </w:t>
+      </w:r>
+      <w:r>
+        <w:rPr>
+          <w:rFonts w:ascii="맑은 고딕" w:hAnsi="맑은 고딕" w:eastAsia="맑은 고딕"/>
+          <w:b/>
+          <w:i w:val="0"/>
+          <w:sz w:val="19"/>
+          <w:u w:val="none"/>
+        </w:rPr>
+        <w:t xml:space="preserve">6 </w:t>
+      </w:r>
+      <w:r>
+        <w:rPr>
+          <w:rFonts w:ascii="맑은 고딕" w:hAnsi="맑은 고딕" w:eastAsia="맑은 고딕"/>
+          <w:b w:val="0"/>
+          <w:i w:val="0"/>
+          <w:sz w:val="19"/>
+          <w:u w:val="none"/>
+        </w:rPr>
+        <w:t xml:space="preserve">③, ⑤   │   </w:t>
+      </w:r>
+      <w:r>
+        <w:rPr>
+          <w:rFonts w:ascii="맑은 고딕" w:hAnsi="맑은 고딕" w:eastAsia="맑은 고딕"/>
+          <w:b/>
+          <w:i w:val="0"/>
+          <w:sz w:val="19"/>
+          <w:u w:val="none"/>
+        </w:rPr>
+        <w:t xml:space="preserve">7 </w:t>
       </w:r>
       <w:r>
         <w:rPr>
@@ -3263,27 +3461,7 @@
           <w:sz w:val="19"/>
           <w:u w:val="none"/>
         </w:rPr>
-        <w:t xml:space="preserve">4 </w:t>
-      </w:r>
-      <w:r>
-        <w:rPr>
-          <w:rFonts w:ascii="맑은 고딕" w:hAnsi="맑은 고딕" w:eastAsia="맑은 고딕"/>
-          <w:b w:val="0"/>
-          <w:i w:val="0"/>
-          <w:sz w:val="19"/>
-          <w:u w:val="none"/>
-        </w:rPr>
-        <w:t xml:space="preserve">⑤   │   </w:t>
-      </w:r>
-      <w:r>
-        <w:rPr>
-          <w:rFonts w:ascii="맑은 고딕" w:hAnsi="맑은 고딕" w:eastAsia="맑은 고딕"/>
-          <w:b/>
-          <w:i w:val="0"/>
-          <w:sz w:val="19"/>
-          <w:u w:val="none"/>
-        </w:rPr>
-        <w:t xml:space="preserve">5 </w:t>
+        <w:t xml:space="preserve">8 </w:t>
       </w:r>
       <w:r>
         <w:rPr>
@@ -3303,47 +3481,7 @@
           <w:sz w:val="19"/>
           <w:u w:val="none"/>
         </w:rPr>
-        <w:t xml:space="preserve">6 </w:t>
-      </w:r>
-      <w:r>
-        <w:rPr>
-          <w:rFonts w:ascii="맑은 고딕" w:hAnsi="맑은 고딕" w:eastAsia="맑은 고딕"/>
-          <w:b w:val="0"/>
-          <w:i w:val="0"/>
-          <w:sz w:val="19"/>
-          <w:u w:val="none"/>
-        </w:rPr>
-        <w:t xml:space="preserve">①   │   </w:t>
-      </w:r>
-      <w:r>
-        <w:rPr>
-          <w:rFonts w:ascii="맑은 고딕" w:hAnsi="맑은 고딕" w:eastAsia="맑은 고딕"/>
-          <w:b/>
-          <w:i w:val="0"/>
-          <w:sz w:val="19"/>
-          <w:u w:val="none"/>
-        </w:rPr>
-        <w:t xml:space="preserve">7 </w:t>
-      </w:r>
-      <w:r>
-        <w:rPr>
-          <w:rFonts w:ascii="맑은 고딕" w:hAnsi="맑은 고딕" w:eastAsia="맑은 고딕"/>
-          <w:b w:val="0"/>
-          <w:i w:val="0"/>
-          <w:sz w:val="19"/>
-          <w:u w:val="none"/>
-        </w:rPr>
-        <w:t xml:space="preserve">①, ③   │   </w:t>
-      </w:r>
-      <w:r>
-        <w:rPr>
-          <w:rFonts w:ascii="맑은 고딕" w:hAnsi="맑은 고딕" w:eastAsia="맑은 고딕"/>
-          <w:b/>
-          <w:i w:val="0"/>
-          <w:sz w:val="19"/>
-          <w:u w:val="none"/>
-        </w:rPr>
-        <w:t xml:space="preserve">8 </w:t>
+        <w:t xml:space="preserve">9 </w:t>
       </w:r>
       <w:r>
         <w:rPr>
@@ -3363,26 +3501,6 @@
           <w:sz w:val="19"/>
           <w:u w:val="none"/>
         </w:rPr>
-        <w:t xml:space="preserve">9 </w:t>
-      </w:r>
-      <w:r>
-        <w:rPr>
-          <w:rFonts w:ascii="맑은 고딕" w:hAnsi="맑은 고딕" w:eastAsia="맑은 고딕"/>
-          <w:b w:val="0"/>
-          <w:i w:val="0"/>
-          <w:sz w:val="19"/>
-          <w:u w:val="none"/>
-        </w:rPr>
-        <w:t xml:space="preserve">④   │   </w:t>
-      </w:r>
-      <w:r>
-        <w:rPr>
-          <w:rFonts w:ascii="맑은 고딕" w:hAnsi="맑은 고딕" w:eastAsia="맑은 고딕"/>
-          <w:b/>
-          <w:i w:val="0"/>
-          <w:sz w:val="19"/>
-          <w:u w:val="none"/>
-        </w:rPr>
         <w:t xml:space="preserve">10 </w:t>
       </w:r>
       <w:r>
@@ -3393,7 +3511,7 @@
           <w:sz w:val="19"/>
           <w:u w:val="none"/>
         </w:rPr>
-        <w:t xml:space="preserve">③ (3개: ⓐ, ⓒ, ⓔ)   │   </w:t>
+        <w:t xml:space="preserve">③   │   </w:t>
       </w:r>
       <w:r>
         <w:rPr>
@@ -3433,7 +3551,7 @@
           <w:sz w:val="19"/>
           <w:u w:val="none"/>
         </w:rPr>
-        <w:t xml:space="preserve">①   │   </w:t>
+        <w:t xml:space="preserve">③   │   </w:t>
       </w:r>
       <w:r>
         <w:rPr>
@@ -3473,7 +3591,7 @@
           <w:sz w:val="19"/>
           <w:u w:val="none"/>
         </w:rPr>
-        <w:t xml:space="preserve">⑤   │   </w:t>
+        <w:t xml:space="preserve">④   │   </w:t>
       </w:r>
       <w:r>
         <w:rPr>
@@ -3493,7 +3611,7 @@
           <w:sz w:val="19"/>
           <w:u w:val="none"/>
         </w:rPr>
-        <w:t xml:space="preserve">④   │   </w:t>
+        <w:t xml:space="preserve">①   │   </w:t>
       </w:r>
       <w:r>
         <w:rPr>
@@ -3513,7 +3631,7 @@
           <w:sz w:val="19"/>
           <w:u w:val="none"/>
         </w:rPr>
-        <w:t xml:space="preserve">①   │   </w:t>
+        <w:t xml:space="preserve">④   │   </w:t>
       </w:r>
       <w:r>
         <w:rPr>
@@ -3533,7 +3651,7 @@
           <w:sz w:val="19"/>
           <w:u w:val="none"/>
         </w:rPr>
-        <w:t xml:space="preserve">⑤   │   </w:t>
+        <w:t xml:space="preserve">①   │   </w:t>
       </w:r>
       <w:r>
         <w:rPr>
@@ -3573,7 +3691,7 @@
           <w:sz w:val="19"/>
           <w:u w:val="none"/>
         </w:rPr>
-        <w:t xml:space="preserve">③   │   </w:t>
+        <w:t xml:space="preserve">②   │   </w:t>
       </w:r>
       <w:r>
         <w:rPr>
@@ -3593,14 +3711,14 @@
           <w:sz w:val="19"/>
           <w:u w:val="none"/>
         </w:rPr>
-        <w:t>④</w:t>
+        <w:t>⑤</w:t>
       </w:r>
     </w:p>
     <w:sectPr>
       <w:pgSz w:w="11906" w:h="16838"/>
       <w:pgMar w:top="680" w:right="794" w:bottom="624" w:left="794" w:header="720" w:footer="720" w:gutter="0"/>
+      <w:docGrid w:linePitch="360"/>
       <w:cols w:num="1" w:space="360"/>
-      <w:docGrid w:linePitch="360"/>
     </w:sectPr>
   </w:body>
 </w:document>
